--- a/spa/docx/14.content.docx
+++ b/spa/docx/14.content.docx
@@ -340,7 +340,7 @@
         <w:rPr>
           <w:lang w:val="es_ES" w:bidi="es_ES"/>
         </w:rPr>
-        <w:t xml:space="preserve"> Ahora, Señor Dios, cumple la promesa que hiciste a mi padre David, pues me has hecho rey sobre un pueblo tan numeroso como el polvo de la tierra.</w:t>
+        <w:t xml:space="preserve"> Ahora, Señor Dios, cumple la promesa que hiciste a mi padre David. Me has hecho rey sobre un pueblo tan numeroso como el polvo de la tierra.</w:t>
       </w:r>
     </w:p>
     <w:p>
@@ -424,7 +424,7 @@
         <w:rPr>
           <w:lang w:val="es_ES" w:bidi="es_ES"/>
         </w:rPr>
-        <w:t xml:space="preserve"> Salomón salió de la Tienda de reunión, que estaba el santuario de Gabaón, bajó del cerro y regresó a Jerusalén para gobernar a Israel.</w:t>
+        <w:t xml:space="preserve"> Salomón salió de la tienda de reunión, que estaba en el santuario de Gabaón. Bajó del cerro y regresó a Jerusalén para gobernar a Israel.</w:t>
       </w:r>
     </w:p>
     <w:p>
@@ -508,7 +508,7 @@
         <w:rPr>
           <w:lang w:val="es_ES" w:bidi="es_ES"/>
         </w:rPr>
-        <w:t xml:space="preserve"> En esa época, cada carro que traían de Egipto costaba 600 monedas de plata, y cada caballo costaba 150 monedas de plata. Luego los vendían a los reyes hititas y a los reyes de Siria.</w:t>
+        <w:t xml:space="preserve"> En esa época, cada carro que traían de Egipto costaba 600 monedas de plata. Cada caballo costaba 150 monedas de plata. Luego los vendían a los reyes hititas y a los reyes de Aram.</w:t>
       </w:r>
     </w:p>
     <w:p>
@@ -566,7 +566,7 @@
         <w:rPr>
           <w:lang w:val="es_ES" w:bidi="es_ES"/>
         </w:rPr>
-        <w:t xml:space="preserve"> Para esto, Salomón reclutó 70.000 cargadores, 80.000 canteros que trabajaban en las montañas y 3.600 capataces para supervisarlos.</w:t>
+        <w:t xml:space="preserve"> Para esto, reclutó 70.000 cargadores, 80.000 canteros que trabajaban en las montañas y 3.600 capataces para supervisarlos.</w:t>
       </w:r>
     </w:p>
     <w:p>
@@ -587,7 +587,7 @@
         <w:rPr>
           <w:lang w:val="es_ES" w:bidi="es_ES"/>
         </w:rPr>
-        <w:t xml:space="preserve"> Salomón le envió este mensaje a Hiram, rey de Tiro:—Envíame madera de cedro, como hiciste con mi padre David cuando construyó su palacio.</w:t>
+        <w:t xml:space="preserve"> Salomón le envió este mensaje a Hiram, rey de Tiro: «Envíame madera de cedro, como hiciste con mi padre David cuando construyó su palacio.</w:t>
       </w:r>
     </w:p>
     <w:p>
@@ -608,7 +608,7 @@
         <w:rPr>
           <w:lang w:val="es_ES" w:bidi="es_ES"/>
         </w:rPr>
-        <w:t xml:space="preserve"> »Voy a construir un templo para el Señor mi Dios. Será un templo donde se quemará incienso y especias aromáticas para el Señor, donde se colocará el pan consagrado, y donde el pueblo podrá ofrecer sus ofrendas quemadas cada mañana y cada tarde, en los sábados, en las lunas nuevas y en las fiestas dedicadas al Señor nuestro Dios. Dios quiere que Israel celebre siempre estas ocasiones especiales.</w:t>
+        <w:t xml:space="preserve"> Voy a construir un templo para el Señor mi Dios. Será un templo donde se quemará incienso y especias aromáticas para el Señor. Allí se colocará el pan consagrado. Allí también el pueblo podrá ofrecer sus ofrendas quemadas cada mañana y cada tarde, en los sábados, en las lunas nuevas y en las fiestas dedicadas al Señor nuestro Dios. Dios quiere que Israel celebre siempre estas ocasiones especiales.</w:t>
       </w:r>
     </w:p>
     <w:p>
@@ -629,7 +629,7 @@
         <w:rPr>
           <w:lang w:val="es_ES" w:bidi="es_ES"/>
         </w:rPr>
-        <w:t xml:space="preserve"> »Será un templo magnífico, porque nuestro Dios es grande; más grande que todos los demás dioses.</w:t>
+        <w:t xml:space="preserve"> »Será un templo magnífico, porque nuestro Dios es grande. Es más grande que todos los demás dioses.</w:t>
       </w:r>
     </w:p>
     <w:p>
@@ -713,7 +713,7 @@
         <w:rPr>
           <w:lang w:val="es_ES" w:bidi="es_ES"/>
         </w:rPr>
-        <w:t xml:space="preserve"> Se necesitará una enorme cantidad de madera, porque el templo que voy a construir será magnífico e increíblemente hermoso.</w:t>
+        <w:t xml:space="preserve"> Se necesitará una enorme cantidad de madera. El templo que voy a construir será magnífico e increíblemente hermoso.</w:t>
       </w:r>
     </w:p>
     <w:p>
@@ -755,7 +755,7 @@
         <w:rPr>
           <w:lang w:val="es_ES" w:bidi="es_ES"/>
         </w:rPr>
-        <w:t xml:space="preserve"> El rey Hiram le respondió al rey Salomón en una carta:—El Señor te ha hecho rey porque ama a su pueblo.</w:t>
+        <w:t xml:space="preserve"> El rey Hiram le respondió al rey Salomón en una carta: «El Señor te ha hecho rey porque ama a su pueblo.</w:t>
       </w:r>
     </w:p>
     <w:p>
@@ -776,7 +776,7 @@
         <w:rPr>
           <w:lang w:val="es_ES" w:bidi="es_ES"/>
         </w:rPr>
-        <w:t xml:space="preserve"> ¡Bendito sea el Señor, Dios de Israel, Creador del cielo y de la tierra! Le ha dado a David un hijo tan sabio, inteligente y capaz de construir el templo del Señor y un palacio real.</w:t>
+        <w:t xml:space="preserve"> ¡Bendito sea el Señor, Dios de Israel, Creador del cielo y de la tierra! Le ha dado a David un hijo tan sabio, un hijo inteligente y capaz de construir el templo del Señor y un palacio real.</w:t>
       </w:r>
     </w:p>
     <w:p>
@@ -860,7 +860,7 @@
         <w:rPr>
           <w:lang w:val="es_ES" w:bidi="es_ES"/>
         </w:rPr>
-        <w:t xml:space="preserve"> Nosotros cortaremos en el Líbano toda la madera que necesites. La ataremos formando balsas y la haremos flotar por el mar hasta Jope. Desde allí tú la llevarás a Jerusalén.</w:t>
+        <w:t xml:space="preserve"> Nosotros cortaremos en el Líbano toda la madera que necesites. La ataremos formando balsas y la haremos flotar por el mar hasta Jope. Desde allí tú la llevarás a Jerusalén».</w:t>
       </w:r>
     </w:p>
     <w:p>
@@ -939,7 +939,7 @@
         <w:rPr>
           <w:lang w:val="es_ES" w:bidi="es_ES"/>
         </w:rPr>
-        <w:t xml:space="preserve"> Salomón comenzó a construir el templo del Señor en Jerusalén. Lo construyó en el monte Moria, donde el Señor se le había aparecido a su padre David. Este era el lugar que David había preparado en el campo de trilla de Arauna el jebuseo.</w:t>
+        <w:t xml:space="preserve"> Salomón comenzó a construir el templo del Señor en Jerusalén. Lo construyó en el monte Moria, donde el Señor se le había aparecido a su padre David. Este era el lugar que David había preparado en el campo de trilla de Arauna, el jebuseo.</w:t>
       </w:r>
     </w:p>
     <w:p>
@@ -1333,7 +1333,7 @@
         <w:rPr>
           <w:lang w:val="es_ES" w:bidi="es_ES"/>
         </w:rPr>
-        <w:t xml:space="preserve"> Los bueyes eran 12, dispuestos con las ancas hacia el centro: 3 miraban al norte, 3 al oeste, 3 al sur y 3 al este.</w:t>
+        <w:t xml:space="preserve"> Los bueyes eran 12, dispuestos con las ancas hacia el centro. De ellos, 3 miraban al norte, 3 al oeste, 3 al sur y 3 al este.</w:t>
       </w:r>
     </w:p>
     <w:p>
@@ -1396,7 +1396,7 @@
         <w:rPr>
           <w:lang w:val="es_ES" w:bidi="es_ES"/>
         </w:rPr>
-        <w:t xml:space="preserve"> Cumpliendo cuidadosamente las instrucciones de Dios, hizo 10 candelabros de oro. Los colocó en el templo: 5 en el lado derecho y 5 en el lado izquierdo.</w:t>
+        <w:t xml:space="preserve"> Cumpliendo cuidadosamente las instrucciones de Dios, hizo 10 candelabros de oro. Los colocó en el templo. Puso 5 en el lado derecho y 5 en el lado izquierdo.</w:t>
       </w:r>
     </w:p>
     <w:p>
@@ -1501,7 +1501,7 @@
         <w:rPr>
           <w:lang w:val="es_ES" w:bidi="es_ES"/>
         </w:rPr>
-        <w:t xml:space="preserve"> Las 2 columnas; los 2 adornos redondos en la parte alta de las columnas; las 2 redes sobre los adornos redondos; las 400 granadas que colgaban de las 2 redes que estaban sobre los adornos redondos; las bases para las fuentes y las fuentes mismas; la gran fuente con los 12 bueyes sobre los cuales descansaba; las ollas, las tenazas y los tenedores. Todos estos utensilios para el templo del Señor los hizo Hiram Abí de bronce pulido, tal como el rey Salomón se lo encargó.</w:t>
+        <w:t xml:space="preserve"> las 2 columnas; los 2 adornos redondos en la parte alta de las columnas; las 2 redes sobre los adornos redondos; las 400 granadas que colgaban de las 2 redes que estaban sobre los adornos redondos; las bases para las fuentes y las fuentes mismas; la gran fuente con los 12 bueyes sobre los cuales descansaba; las ollas, las tenazas y los tenedores. Todos estos utensilios para el templo del Señor los hizo Hiram Abí de bronce pulido, tal como el rey Salomón se lo encargó.</w:t>
       </w:r>
     </w:p>
     <w:p>
@@ -1543,7 +1543,7 @@
         <w:rPr>
           <w:lang w:val="es_ES" w:bidi="es_ES"/>
         </w:rPr>
-        <w:t xml:space="preserve"> Salomón también mandó fabricar todos los objetos que se utilizarían en el templo de Dios. De oro puro se hicieron el altar y las mesas para el pan de la Presencia,</w:t>
+        <w:t xml:space="preserve"> Salomón también mandó fabricar todos los objetos que se utilizarían en el templo de Dios. De oro puro se hicieron el altar y las mesas para el pan de la presencia de Dios;</w:t>
       </w:r>
     </w:p>
     <w:p>
@@ -1664,7 +1664,7 @@
         <w:rPr>
           <w:lang w:val="es_ES" w:bidi="es_ES"/>
         </w:rPr>
-        <w:t xml:space="preserve"> Después, Salomón reunió en Jerusalén a todos los líderes de Israel. Convocó a los jefes de las tribus y a los jefes de las familias israelitas. Quería que vinieran a ver cuando trasladaran el arca del pacto desde el santuario que estaba en la ciudad de David, también conocida como Sion.</w:t>
+        <w:t xml:space="preserve"> Después, Salomón reunió en Jerusalén a todos los líderes de Israel. Convocó a los jefes de las tribus y a los jefes de las familias israelitas. Quería que vinieran a ver cuando trasladaran el arca del pacto desde el santuario que estaba en la Ciudad de David, también conocida como Sion.</w:t>
       </w:r>
     </w:p>
     <w:p>
@@ -1706,7 +1706,7 @@
         <w:rPr>
           <w:lang w:val="es_ES" w:bidi="es_ES"/>
         </w:rPr>
-        <w:t xml:space="preserve"> Cuando llegaron todos los líderes de Israel, los levitas tomaron el arca y la sacaron del santuario, junto con todos los utensilios sagrados.</w:t>
+        <w:t xml:space="preserve"> Llegaron todos los líderes de Israel. Los levitas tomaron el arca y la sacaron del santuario, junto con todos los utensilios sagrados.</w:t>
       </w:r>
     </w:p>
     <w:p>
@@ -1748,7 +1748,7 @@
         <w:rPr>
           <w:lang w:val="es_ES" w:bidi="es_ES"/>
         </w:rPr>
-        <w:t xml:space="preserve"> Los sacerdotes llevaron el arca al cuarto interior del templo, al Lugar Santísimo, y la pusieron debajo de las alas de los querubines.</w:t>
+        <w:t xml:space="preserve"> Los sacerdotes llevaron el arca al cuarto interior del templo, al Lugar Santísimo. La pusieron debajo de las alas de los querubines.</w:t>
       </w:r>
     </w:p>
     <w:p>
@@ -1811,7 +1811,7 @@
         <w:rPr>
           <w:lang w:val="es_ES" w:bidi="es_ES"/>
         </w:rPr>
-        <w:t xml:space="preserve"> Dentro del arca solo estaban las dos tablas de piedra que Moisés había guardado allí en el monte Horeb, cuando el Señor hizo su pacto con los israelitas después de sacarlos de Egipto.</w:t>
+        <w:t xml:space="preserve"> Dentro del arca solo estaban las dos tablas de piedra que Moisés había guardado allí en el monte Horeb. Las guardó cuando el Señor hizo su pacto con los israelitas después de sacarlos de Egipto.</w:t>
       </w:r>
     </w:p>
     <w:p>
@@ -1832,7 +1832,7 @@
         <w:rPr>
           <w:lang w:val="es_ES" w:bidi="es_ES"/>
         </w:rPr>
-        <w:t xml:space="preserve"> Los sacerdotes se retiraron del Lugar Santo. Todos los sacerdotes presentes se habían consagrado, sin distinción de clases. Los cantores levitas Asaf, Hemán, Jedutún, sus hijos y sus parientes estaban de pie al lado este del altar, vestidos con lino fino, con címbalos, arpas y liras. Con ellos había 120 sacerdotes que tocaban trompetas. Cuando los sacerdotes salieron del lugar sagrado,</w:t>
+        <w:t xml:space="preserve"> Los sacerdotes se retiraron del Lugar Santo. Todos los sacerdotes presentes se habían consagrado, sin distinción de clases. Los cantores levitas Asaf, Hemán, Jedutún, sus hijos y sus parientes estaban de pie al lado este del altar. Estaban vestidos con lino fino, y tenían címbalos, arpas y liras. Con ellos había 120 sacerdotes que tocaban trompetas.</w:t>
       </w:r>
     </w:p>
     <w:p>
@@ -1853,7 +1853,7 @@
         <w:rPr>
           <w:lang w:val="es_ES" w:bidi="es_ES"/>
         </w:rPr>
-        <w:t xml:space="preserve"> Los trompetistas y los cantores alababan y daban gracias al Señor al unísono. Acompañados de trompetas, címbalos y otros instrumentos musicales, cantaban:«Den gracias al Señor, porque él es bueno.Su gran amor dura para siempre».Entonces una nube cubrió el templo del Señor. Los sacerdotes no pudieron continuar ministrando por causa de la nube. La gloria del Señor había llenado el Templo.</w:t>
+        <w:t xml:space="preserve"> Los trompetistas y los cantores alababan y daban gracias al Señor al unísono. Acompañados de trompetas, címbalos y otros instrumentos musicales, cantaban: «Den gracias al Señor, porque él es bueno. Su gran amor dura para siempre».Entonces una nube cubrió el templo del Señor. Los sacerdotes no pudieron continuar ministrando por causa de la nube. La gloria del Señor había llenado el templo.</w:t>
       </w:r>
     </w:p>
     <w:p>
@@ -1932,7 +1932,7 @@
         <w:rPr>
           <w:lang w:val="es_ES" w:bidi="es_ES"/>
         </w:rPr>
-        <w:t xml:space="preserve"> Luego el rey se volvió hacia toda la asamblea, que permanecía de pie, y la bendijo diciendo:</w:t>
+        <w:t xml:space="preserve"> Luego el rey se volvió hacia toda la asamblea, que permanecía de pie. La bendijo diciendo:</w:t>
       </w:r>
     </w:p>
     <w:p>
@@ -1974,7 +1974,7 @@
         <w:rPr>
           <w:lang w:val="es_ES" w:bidi="es_ES"/>
         </w:rPr>
-        <w:t xml:space="preserve"> "Desde que saqué a mi pueblo de Egipto, no había escogido ninguna ciudad de las tribus de Israel para construir un templo donde habitara mi nombre, ni había escogido a nadie para gobernar a mi pueblo Israel. Pero ahora he escogido a Jerusalén para que mi nombre habite allí, y he escogido a David para gobernar a mi pueblo Israel".</w:t>
+        <w:t xml:space="preserve"> "Desde que saqué a mi pueblo de Egipto, no había escogido ninguna ciudad de las tribus de Israel para construir un templo donde habitara mi nombre. Ni había escogido a nadie para gobernar a mi pueblo Israel. Pero ahora he escogido a Jerusalén para que mi nombre habite allí. Y he escogido a David para gobernar a mi pueblo Israel".</w:t>
       </w:r>
     </w:p>
     <w:p>
@@ -1995,7 +1995,7 @@
         <w:rPr>
           <w:lang w:val="es_ES" w:bidi="es_ES"/>
         </w:rPr>
-        <w:t xml:space="preserve"> »Mi padre David quería construir un templo para el Señor, Dios de Israel,</w:t>
+        <w:t xml:space="preserve"> »Mi padre David quería construir un templo para el Señor, Dios de Israel.</w:t>
       </w:r>
     </w:p>
     <w:p>
@@ -2016,7 +2016,7 @@
         <w:rPr>
           <w:lang w:val="es_ES" w:bidi="es_ES"/>
         </w:rPr>
-        <w:t xml:space="preserve"> pero el Señor le dijo: "Es bueno que hayas querido construir un templo para adorarme,</w:t>
+        <w:t xml:space="preserve"> Pero el Señor le dijo: "Es bueno que hayas querido construir un templo para adorarme.</w:t>
       </w:r>
     </w:p>
     <w:p>
@@ -2037,7 +2037,7 @@
         <w:rPr>
           <w:lang w:val="es_ES" w:bidi="es_ES"/>
         </w:rPr>
-        <w:t xml:space="preserve"> pero no serás tú quien la construya. Será tu hijo quien construya un templo para honrar mi nombre".</w:t>
+        <w:t xml:space="preserve"> Pero no serás tú quien la construya. Será tu hijo quien construya un templo para honrar mi nombre".</w:t>
       </w:r>
     </w:p>
     <w:p>
@@ -2100,7 +2100,7 @@
         <w:rPr>
           <w:lang w:val="es_ES" w:bidi="es_ES"/>
         </w:rPr>
-        <w:t xml:space="preserve"> Salomón se puso frente al altar del Señor y extendió las manos. Había mandado construir una plataforma de bronce. La había colocado en medio del patio exterior, frente al altar del Señor. Medía 2,2 metros de largo, 2,2 metros de ancho y 1,3 metros de alto. Salomón se subió a esa plataforma y se arrodilló delante de todo el pueblo. Levantó las manos hacia el cielo y oró:</w:t>
+        <w:t xml:space="preserve"> Salomón se puso frente al altar del Señor y extendió las manos. Había mandado construir una plataforma de bronce. La había colocado en medio del patio exterior, frente al altar del Señor. Medía 2,2 metros de largo, 2,2 metros de ancho y 1,3 metros de alto. Salomón se subió a esa plataforma y se arrodilló delante de todo el pueblo. Levantó las manos hacia el cielo</w:t>
       </w:r>
     </w:p>
     <w:p>
@@ -2121,7 +2121,7 @@
         <w:rPr>
           <w:lang w:val="es_ES" w:bidi="es_ES"/>
         </w:rPr>
-        <w:t xml:space="preserve"> —Señor, Dios de Israel, no existe ningún Dios como tú en el cielo ni en la tierra. Cumples tus promesas de amor con quienes te obedecen y siguen tus caminos de todo corazón.</w:t>
+        <w:t xml:space="preserve"> y oró:—Señor, Dios de Israel, no existe ningún Dios como tú en el cielo ni en la tierra. Cumples tus promesas de amor con quienes te obedecen y siguen tus caminos de todo corazón.</w:t>
       </w:r>
     </w:p>
     <w:p>
@@ -2163,7 +2163,7 @@
         <w:rPr>
           <w:lang w:val="es_ES" w:bidi="es_ES"/>
         </w:rPr>
-        <w:t xml:space="preserve"> »Ahora, Señor, Dios de Israel, cumple también la otra promesa que le hiciste a mi padre cuando le dijiste: «Si tus descendientes obedecen mis leyes como tú lo has hecho, siempre habrá uno de ellos en el trono de Israel».</w:t>
+        <w:t xml:space="preserve"> »Ahora, Señor, Dios de Israel, cumple también la otra promesa que le hiciste a mi padre. Le dijiste: "Si tus descendientes obedecen mis leyes como tú lo has hecho, siempre habrá uno de ellos en el trono de Israel".</w:t>
       </w:r>
     </w:p>
     <w:p>
@@ -2268,7 +2268,7 @@
         <w:rPr>
           <w:lang w:val="es_ES" w:bidi="es_ES"/>
         </w:rPr>
-        <w:t xml:space="preserve"> »Puede ocurrir que alguien cometa una falta contra su prójimo y se le exija que jure su inocencia delante de este altar,</w:t>
+        <w:t xml:space="preserve"> »Puede ocurrir que alguien cometa una falta contra su prójimo y se le exija que jure su inocencia delante de este altar.</w:t>
       </w:r>
     </w:p>
     <w:p>
@@ -2289,7 +2289,7 @@
         <w:rPr>
           <w:lang w:val="es_ES" w:bidi="es_ES"/>
         </w:rPr>
-        <w:t xml:space="preserve"> escucha desde el cielo, actúa y juzga a tus siervos. Castiga al culpable haciendo recaer sobre su cabeza lo que hizo, y declara inocente al que no tiene culpa, tratándolo conforme a su inocencia.</w:t>
+        <w:t xml:space="preserve"> Escucha desde el cielo, actúa y juzga a tus siervos. Castiga al culpable haciendo recaer sobre su cabeza lo que hizo. Declara inocente al que no tiene culpa, tratándolo conforme a su inocencia.</w:t>
       </w:r>
     </w:p>
     <w:p>
@@ -2331,7 +2331,7 @@
         <w:rPr>
           <w:lang w:val="es_ES" w:bidi="es_ES"/>
         </w:rPr>
-        <w:t xml:space="preserve"> escucha desde el cielo, perdona el pecado de los israelitas y haz que regresen a la tierra que entregaste a sus antepasados.</w:t>
+        <w:t xml:space="preserve"> escucha desde el cielo. Perdona el pecado de los israelitas y haz que regresen a la tierra que entregaste a sus antepasados.</w:t>
       </w:r>
     </w:p>
     <w:p>
@@ -2352,7 +2352,7 @@
         <w:rPr>
           <w:lang w:val="es_ES" w:bidi="es_ES"/>
         </w:rPr>
-        <w:t xml:space="preserve"> »Puede ocurrir que el cielo se cierre y no caiga lluvia porque hemos pecado contra ti. Si oramos mirando hacia este lugar, reconocemos quién eres y nos apartamos de nuestros pecados porque nos has disciplinado,</w:t>
+        <w:t xml:space="preserve"> »Puede ocurrir que el cielo se cierre y no caiga lluvia porque hemos pecado contra ti. Entonces tu pueblo puede orar mirando hacia este lugar y reconocer quién eres. Si nos apartamos de nuestros pecados porque nos has disciplinado,</w:t>
       </w:r>
     </w:p>
     <w:p>
@@ -2373,7 +2373,7 @@
         <w:rPr>
           <w:lang w:val="es_ES" w:bidi="es_ES"/>
         </w:rPr>
-        <w:t xml:space="preserve"> escucha desde el cielo y perdona el pecado de tus siervos y de tu pueblo Israel. Enséñales el camino correcto que deben seguir. Envía lluvia sobre la tierra que entregaste a tu pueblo como herencia.</w:t>
+        <w:t xml:space="preserve"> escucha desde el cielo. Perdona el pecado de tus siervos y de tu pueblo Israel. Enséñales el camino correcto que deben seguir. Envía lluvia sobre la tierra que entregaste a tu pueblo como herencia.</w:t>
       </w:r>
     </w:p>
     <w:p>
@@ -2415,7 +2415,7 @@
         <w:rPr>
           <w:lang w:val="es_ES" w:bidi="es_ES"/>
         </w:rPr>
-        <w:t xml:space="preserve"> escucha la oración que cada uno de tu pueblo Israel te haga desde su angustia, reconociendo su propia falta y extendiendo sus manos hacia este templo,</w:t>
+        <w:t xml:space="preserve"> escucha la oración que cada uno de tu pueblo Israel te haga desde su angustia. Cuando reconozcan su propia falta y extiendan sus manos hacia este templo,</w:t>
       </w:r>
     </w:p>
     <w:p>
@@ -2562,7 +2562,7 @@
         <w:rPr>
           <w:lang w:val="es_ES" w:bidi="es_ES"/>
         </w:rPr>
-        <w:t xml:space="preserve"> »Puede ocurrir que pequen contra ti. ¿Quién no peca? Si te enojas con ellos y permites que sus enemigos los derroten y los lleven cautivos a tierras extranjeras, ya sean cercanas o lejanas,</w:t>
+        <w:t xml:space="preserve"> »Puede ocurrir que pequen contra ti. ¿Quién no peca? Puede ocurrir que te enojes con ellos y permitas que sus enemigos los derroten y los lleven cautivos a tierras extranjeras, ya sean cercanas o lejanas.</w:t>
       </w:r>
     </w:p>
     <w:p>
@@ -2583,7 +2583,7 @@
         <w:rPr>
           <w:lang w:val="es_ES" w:bidi="es_ES"/>
         </w:rPr>
-        <w:t xml:space="preserve"> si en el destierro se vuelven a ti y regresan de corazón a esta tierra que entregaste a sus antepasados, a esta ciudad y a este templo que hemos construido para tu nombre, y te suplican con todo su corazón que los perdones,</w:t>
+        <w:t xml:space="preserve"> Puede ocurrir que en el destierro se vuelvan a ti de corazón y miren hacia esta tierra que entregaste a sus antepasados, a esta ciudad y a este templo que hemos construido para tu nombre. Si te suplican con todo su corazón que los perdones,</w:t>
       </w:r>
     </w:p>
     <w:p>
@@ -2746,7 +2746,7 @@
         <w:rPr>
           <w:lang w:val="es_ES" w:bidi="es_ES"/>
         </w:rPr>
-        <w:t xml:space="preserve"> Cuando los israelitas vieron caer el fuego y la gloria del Señor llenar el templo, se postraron rostro en tierra y adoraron al Señor, diciendo:—¡El Señor es bueno! Su amor es para siempre.</w:t>
+        <w:t xml:space="preserve"> Los israelitas vieron que el fuego caía y que la gloria del Señor llenaba el templo. Se postraron rostro en tierra sobre el pavimento. Adoraron al Señor y dieron gracias, diciendo: «Él es bueno. Su gran amor dura para siempre».</w:t>
       </w:r>
     </w:p>
     <w:p>
@@ -2788,7 +2788,7 @@
         <w:rPr>
           <w:lang w:val="es_ES" w:bidi="es_ES"/>
         </w:rPr>
-        <w:t xml:space="preserve"> Los sacerdotes ocupaban sus puestos para cumplir con sus responsabilidades, y los levitas tocaban los instrumentos que el rey David había fabricado para adorar al Señor: «Su amor es para siempre». Frente a ellos, los sacerdotes tocaban las trompetas, mientras todo el pueblo permanecía de pie.</w:t>
+        <w:t xml:space="preserve"> Los sacerdotes ocupaban sus puestos para cumplir con sus responsabilidades. Los levitas tocaban los instrumentos que el rey David había fabricado para adorar al Señor porque su amor es para siempre. Frente a ellos, los sacerdotes tocaban las trompetas, mientras todo el pueblo permanecía de pie.</w:t>
       </w:r>
     </w:p>
     <w:p>
@@ -2830,7 +2830,7 @@
         <w:rPr>
           <w:lang w:val="es_ES" w:bidi="es_ES"/>
         </w:rPr>
-        <w:t xml:space="preserve"> Durante 7 días celebraron la fiesta de las Enramadas. Multitudes vinieron de todas partes de Israel, desde Lebó Jamat hasta el arroyo de Egipto.</w:t>
+        <w:t xml:space="preserve"> Durante 7 días celebraron la fiesta de las enramadas. Multitudes vinieron de todas partes de Israel, desde Lebó Jamat hasta el arroyo de Egipto.</w:t>
       </w:r>
     </w:p>
     <w:p>
@@ -2851,7 +2851,7 @@
         <w:rPr>
           <w:lang w:val="es_ES" w:bidi="es_ES"/>
         </w:rPr>
-        <w:t xml:space="preserve"> El octavo día hubo una asamblea solemne. Habían celebrado la consagración del altar durante 7 días y la fiesta de las enramadas durante otros siete días.</w:t>
+        <w:t xml:space="preserve"> El octavo día hubo una asamblea solemne. Habían celebrado la consagración del altar durante 7 días y la fiesta de las enramadas durante otros 7 días.</w:t>
       </w:r>
     </w:p>
     <w:p>
@@ -2935,7 +2935,7 @@
         <w:rPr>
           <w:lang w:val="es_ES" w:bidi="es_ES"/>
         </w:rPr>
-        <w:t xml:space="preserve"> »Cuando yo cierre el cielo para que no llueva, mande a las langostas que devoren los cultivos, o envíe una epidemia sobre mi pueblo,</w:t>
+        <w:t xml:space="preserve"> »Puede ocurrir que yo cierre el cielo para que no llueva, mande a las langostas que devoren los cultivos, o envíe una epidemia sobre mi pueblo.</w:t>
       </w:r>
     </w:p>
     <w:p>
@@ -2956,7 +2956,7 @@
         <w:rPr>
           <w:lang w:val="es_ES" w:bidi="es_ES"/>
         </w:rPr>
-        <w:t xml:space="preserve"> si mi pueblo se humilla, ora, busca mi rostro y se aparta de sus caminos malvados, los escucharé desde el cielo, perdonaré sus pecados y restauraré su tierra.</w:t>
+        <w:t xml:space="preserve"> Si mi pueblo se humilla, ora, busca mi rostro y se aparta de sus caminos malvados, los escucharé desde el cielo. Perdonaré sus pecados y restauraré su tierra.</w:t>
       </w:r>
     </w:p>
     <w:p>
@@ -3019,7 +3019,7 @@
         <w:rPr>
           <w:lang w:val="es_ES" w:bidi="es_ES"/>
         </w:rPr>
-        <w:t xml:space="preserve"> »En cuanto a ti, si me sigues como lo hizo tu padre David,</w:t>
+        <w:t xml:space="preserve"> »En cuanto a ti, sígueme como lo hizo tu padre David.</w:t>
       </w:r>
     </w:p>
     <w:p>
@@ -3040,7 +3040,7 @@
         <w:rPr>
           <w:lang w:val="es_ES" w:bidi="es_ES"/>
         </w:rPr>
-        <w:t xml:space="preserve"> estableceré tu trono real sobre Israel para siempre, tal como se lo prometí a tu padre David.</w:t>
+        <w:t xml:space="preserve"> Si lo haces, estableceré tu trono real sobre Israel para siempre, tal como se lo prometí a tu padre David.</w:t>
       </w:r>
     </w:p>
     <w:p>
@@ -3061,7 +3061,7 @@
         <w:rPr>
           <w:lang w:val="es_ES" w:bidi="es_ES"/>
         </w:rPr>
-        <w:t xml:space="preserve"> »Pero si ustedes y sus descendientes se apartan de mí, no obedecen los mandamientos y las leyes que les he dado, y se van a servir a otros dioses y a postrarse ante ellos,</w:t>
+        <w:t xml:space="preserve"> »Pero puede ocurrir que ustedes y sus descendientes se apartan de mí. Puede ocurrir que no obedezcan los mandamientos y las leyes que les he dado, y se vayan a servir a otros dioses y a postrarse ante ellos.</w:t>
       </w:r>
     </w:p>
     <w:p>
@@ -3082,7 +3082,7 @@
         <w:rPr>
           <w:lang w:val="es_ES" w:bidi="es_ES"/>
         </w:rPr>
-        <w:t xml:space="preserve"> los arrancaré de esta tierra que les he entregado. Este templo que he apartado para mi nombre lo rechazaré. Lo convertiré en objeto de burla y escarnio entre todas las naciones.</w:t>
+        <w:t xml:space="preserve"> En tal caso los arrancaré de esta tierra que les he entregado. Este templo que he apartado para mi nombre lo rechazaré. Lo convertiré en objeto de burla y escarnio entre todas las naciones.</w:t>
       </w:r>
     </w:p>
     <w:p>
@@ -3308,7 +3308,7 @@
         <w:rPr>
           <w:lang w:val="es_ES" w:bidi="es_ES"/>
         </w:rPr>
-        <w:t xml:space="preserve"> A los israelitas no los hizo esclavos, sino que los empleó como soldados, oficiales y comandantes de sus carros de combate y jinetes.</w:t>
+        <w:t xml:space="preserve"> A los israelitas no los hizo esclavos. Los empleó como soldados, oficiales y comandantes de sus carros de combate y jinetes.</w:t>
       </w:r>
     </w:p>
     <w:p>
@@ -3350,7 +3350,7 @@
         <w:rPr>
           <w:lang w:val="es_ES" w:bidi="es_ES"/>
         </w:rPr>
-        <w:t xml:space="preserve"> Salomón trasladó a su esposa, la hija del faraón, desde la ciudad de David al palacio que había construido para ella. Dijo: —No debe vivir en el palacio del rey David, porque el arca del Señor estuvo allí y ese lugar es sagrado.</w:t>
+        <w:t xml:space="preserve"> Salomón trasladó a su esposa, la hija del faraón, desde la Ciudad de David al palacio que había construido para ella. Dijo: —No debe vivir en el palacio del rey David, porque el arca del Señor estuvo allí y ese lugar es sagrado.</w:t>
       </w:r>
     </w:p>
     <w:p>
@@ -3392,7 +3392,7 @@
         <w:rPr>
           <w:lang w:val="es_ES" w:bidi="es_ES"/>
         </w:rPr>
-        <w:t xml:space="preserve"> El número de sacrificios variaba según el día, conforme a las instrucciones que Moisés había dado. Había sacrificios especiales en los sábados, en las lunas nuevas y en las tres fiestas anuales: la fiesta de los panes sin levadura, la fiesta de las semanas y la fiesta de las enramadas.</w:t>
+        <w:t xml:space="preserve"> El número de sacrificios variaba según el día, conforme a las instrucciones que Moisés había dado. Había sacrificios especiales en los sábados, en las lunas nuevas y en las 3 fiestas anuales. Estas eran la fiesta de los panes sin levadura, la fiesta de las semanas y la fiesta de las enramadas.</w:t>
       </w:r>
     </w:p>
     <w:p>
@@ -3555,7 +3555,7 @@
         <w:rPr>
           <w:lang w:val="es_ES" w:bidi="es_ES"/>
         </w:rPr>
-        <w:t xml:space="preserve"> Cuando la reina de Sabá comprobó la sabiduría del rey Salomón y vio la belleza del palacio que había construido</w:t>
+        <w:t xml:space="preserve"> La reina de Sabá comprobó la sabiduría del rey Salomón. Vio la belleza del palacio que había construido</w:t>
       </w:r>
     </w:p>
     <w:p>
@@ -3576,7 +3576,7 @@
         <w:rPr>
           <w:lang w:val="es_ES" w:bidi="es_ES"/>
         </w:rPr>
-        <w:t xml:space="preserve"> y la excelente comida que se servía en sus mesas, la gran cantidad de ayudantes y sirvientes que tenía, sus uniformes espectaculares, los oficiales vestidos con sus mejores galas, y el porte de los hombres de la guardia, quedó asombrada.</w:t>
+        <w:t xml:space="preserve"> y la excelente comida que se servía en sus mesas. Vio la gran cantidad de ayudantes y sirvientes que tenía, sus uniformes espectaculares, los oficiales vestidos con sus mejores galas, y el porte de los hombres de la guardia. Quedó asombrada.</w:t>
       </w:r>
     </w:p>
     <w:p>
@@ -3765,7 +3765,7 @@
         <w:rPr>
           <w:lang w:val="es_ES" w:bidi="es_ES"/>
         </w:rPr>
-        <w:t xml:space="preserve"> Cada año Salomón recibía aproximadamente 22.000 kilos de oro,</w:t>
+        <w:t xml:space="preserve"> Cada año Salomón recibía aproximadamente 22.000 kilos de oro.</w:t>
       </w:r>
     </w:p>
     <w:p>
@@ -3786,7 +3786,7 @@
         <w:rPr>
           <w:lang w:val="es_ES" w:bidi="es_ES"/>
         </w:rPr>
-        <w:t xml:space="preserve"> sin contar los impuestos que pagaban los comerciantes y el oro y la plata que le traían los reyes de Arabia y los gobernadores del país.</w:t>
+        <w:t xml:space="preserve"> Eso fue sin contar los impuestos que pagaban los comerciantes y el oro y la plata que le traían los reyes de Arabia y los gobernadores del país.</w:t>
       </w:r>
     </w:p>
     <w:p>
@@ -3807,7 +3807,7 @@
         <w:rPr>
           <w:lang w:val="es_ES" w:bidi="es_ES"/>
         </w:rPr>
-        <w:t xml:space="preserve"> Utilizó parte del oro para hacer 200 escudos grandes, de 6,5 kilos de oro cada uno,</w:t>
+        <w:t xml:space="preserve"> Utilizó parte del oro para hacer 200 escudos grandes, de 6,5 kilos de oro cada uno.</w:t>
       </w:r>
     </w:p>
     <w:p>
@@ -3828,7 +3828,7 @@
         <w:rPr>
           <w:lang w:val="es_ES" w:bidi="es_ES"/>
         </w:rPr>
-        <w:t xml:space="preserve"> y 300 escudos pequeños, de 3 kilos de oro cada uno. El rey colocó estos escudos en el palacio «Bosque del Líbano».</w:t>
+        <w:t xml:space="preserve"> También hizo 300 escudos pequeños, de 3 kilos de oro cada uno. El rey colocó estos escudos en el palacio «Bosque del Líbano».</w:t>
       </w:r>
     </w:p>
     <w:p>
@@ -3996,7 +3996,7 @@
         <w:rPr>
           <w:lang w:val="es_ES" w:bidi="es_ES"/>
         </w:rPr>
-        <w:t xml:space="preserve"> Año tras año, todos los que lo visitaban le traían regalos: objetos de plata y de oro, ropa fina, armas, perfumes, caballos y mulas.</w:t>
+        <w:t xml:space="preserve"> Año tras año, todos los que lo visitaban le traían regalos. Traían objetos de plata y de oro, ropa fina, armas, perfumes, caballos y mulas.</w:t>
       </w:r>
     </w:p>
     <w:p>
@@ -4017,7 +4017,7 @@
         <w:rPr>
           <w:lang w:val="es_ES" w:bidi="es_ES"/>
         </w:rPr>
-        <w:t xml:space="preserve"> Salomón tenía 4.000 establos para sus caballos y carros de guerra, y 12.000 jinetes que vivían en las ciudades designadas para los carros y en Jerusalén.</w:t>
+        <w:t xml:space="preserve"> Salomón tenía 4.000 establos para sus caballos y carros de guerra. Tenía 12.000 jinetes que vivían en las ciudades designadas para los carros y en Jerusalén.</w:t>
       </w:r>
     </w:p>
     <w:p>
@@ -4201,7 +4201,7 @@
         <w:rPr>
           <w:lang w:val="es_ES" w:bidi="es_ES"/>
         </w:rPr>
-        <w:t xml:space="preserve"> Mientras tanto, Jeroboán, hijo de Nabat, estaba en Egipto, donde había huido del rey Salomón. Cuando sus amigos le informaron de la muerte de Salomón, regresó rápidamente. Jeroboán se presentó en la ceremonia de coronación. Junto con los líderes de las tribus del norte, expuso ante Roboán las peticiones del pueblo.</w:t>
+        <w:t xml:space="preserve"> Mientras tanto, Jeroboán, hijo de Nabat, estaba en Egipto. Allí había huido del rey Salomón. Cuando sus amigos le informaron de la muerte de Salomón, regresó rápidamente. Jeroboán se presentó en la ceremonia de coronación. Junto con los líderes de las tribus del norte, expuso ante Roboán las peticiones del pueblo. Le dijeron:</w:t>
       </w:r>
     </w:p>
     <w:p>
@@ -4222,7 +4222,7 @@
         <w:rPr>
           <w:lang w:val="es_ES" w:bidi="es_ES"/>
         </w:rPr>
-        <w:t xml:space="preserve"> Le dijeron:—Tu padre fue un gobernante muy duro con nosotros. Si nos tratas mejor que él, te serviremos con lealtad.</w:t>
+        <w:t xml:space="preserve"> —Tu padre fue un gobernante muy duro con nosotros. Si nos tratas mejor que él, te serviremos con lealtad.</w:t>
       </w:r>
     </w:p>
     <w:p>
@@ -4285,7 +4285,7 @@
         <w:rPr>
           <w:lang w:val="es_ES" w:bidi="es_ES"/>
         </w:rPr>
-        <w:t xml:space="preserve"> —Si quieres ser su rey, debes responderles con amabilidad y tratarlos bien. Si haces esto, te servirán con lealtad para siempre.</w:t>
+        <w:t xml:space="preserve"> Le respondieron:—Si quieres ser su rey, debes responderles con amabilidad y tratarlos bien. Si haces esto, te servirán con lealtad para siempre.</w:t>
       </w:r>
     </w:p>
     <w:p>
@@ -4553,7 +4553,7 @@
         <w:rPr>
           <w:lang w:val="es_ES" w:bidi="es_ES"/>
         </w:rPr>
-        <w:t xml:space="preserve"> Roboán llegó a Jerusalén y reunió las tropas de Judá y Benjamín: 180.000 guerreros seleccionados. Su plan era hacer la guerra contra Israel para recuperar el reino.</w:t>
+        <w:t xml:space="preserve"> Roboán llegó a Jerusalén y reunió las tropas de Judá y Benjamín. Había 180.000 guerreros seleccionados. Su plan era hacer la guerra contra Israel para recuperar el reino.</w:t>
       </w:r>
     </w:p>
     <w:p>
@@ -4616,7 +4616,7 @@
         <w:rPr>
           <w:lang w:val="es_ES" w:bidi="es_ES"/>
         </w:rPr>
-        <w:t xml:space="preserve"> "No peleen contra sus hermanos israelitas. Regrese cada uno a su casa, porque fue mi voluntad que esto sucediera".Entonces obedecieron la palabra del Señor y regresaron a sus casas en lugar de marchar contra Jeroboán.</w:t>
+        <w:t xml:space="preserve"> "No peleen contra sus hermanos israelitas. Regresa cada uno a su casa, porque fue mi voluntad que esto sucediera".Entonces obedecieron la palabra del Señor. Regresaron a sus casas en lugar de marchar contra Jeroboán.</w:t>
       </w:r>
     </w:p>
     <w:p>
@@ -4658,7 +4658,7 @@
         <w:rPr>
           <w:lang w:val="es_ES" w:bidi="es_ES"/>
         </w:rPr>
-        <w:t xml:space="preserve"> Roboán nombró gobernantes, reforzó las defensas y almacenó allí alimentos, aceite de oliva y vino.</w:t>
+        <w:t xml:space="preserve"> Roboán nombró gobernantes y reforzó las defensas. Almacenó allí alimentos, aceite de oliva y vino.</w:t>
       </w:r>
     </w:p>
     <w:p>
@@ -4700,7 +4700,7 @@
         <w:rPr>
           <w:lang w:val="es_ES" w:bidi="es_ES"/>
         </w:rPr>
-        <w:t xml:space="preserve"> De todas las regiones de Israel llegaron sacerdotes y levitas para unirse a Roboán. Los levitas abandonaron sus campos de pastoreo y demás posesiones para irse a Judá y a Jerusalén, ya que Jeroboán y sus hijos les habían impedido ejercer el sacerdocio del Señor.</w:t>
+        <w:t xml:space="preserve"> De todas las regiones de Israel llegaron sacerdotes y levitas para unirse a Roboán. Los levitas abandonaron sus campos de pastoreo y demás posesiones para irse a Judá y a Jerusalén. Jeroboán y sus hijos les habían impedido ejercer el sacerdocio del Señor.</w:t>
       </w:r>
     </w:p>
     <w:p>
@@ -4742,7 +4742,7 @@
         <w:rPr>
           <w:lang w:val="es_ES" w:bidi="es_ES"/>
         </w:rPr>
-        <w:t xml:space="preserve"> Personas de todas las tribus de Israel que querían adorar al Señor, el Dios de sus antepasados, siguieron a los levitas a Jerusalén para ofrecer sacrificios al Señor, el Dios de sus antepasados.</w:t>
+        <w:t xml:space="preserve"> Había personas de todas las tribus de Israel que querían adorar al Señor, el Dios de sus antepasados. Siguieron a los levitas a Jerusalén para ofrecer sacrificios al Señor, el Dios de sus antepasados.</w:t>
       </w:r>
     </w:p>
     <w:p>
@@ -4968,7 +4968,7 @@
         <w:rPr>
           <w:lang w:val="es_ES" w:bidi="es_ES"/>
         </w:rPr>
-        <w:t xml:space="preserve"> Sisac atacó con 1.200 carros de guerra, 60.000 jinetes y un incontable número de soldados de infantería: egipcios, libios, suquíes y etíopes.</w:t>
+        <w:t xml:space="preserve"> Sisac atacó con 1.200 carros de guerra, 60.000 jinetes y un incontable número de soldados de infantería. Entre ellos estaban egipcios, libios, suquíes y etíopes.</w:t>
       </w:r>
     </w:p>
     <w:p>
@@ -5010,7 +5010,7 @@
         <w:rPr>
           <w:lang w:val="es_ES" w:bidi="es_ES"/>
         </w:rPr>
-        <w:t xml:space="preserve"> El profeta Semaías se presentó ante Roboán y los líderes de Judá, que se habían reunido en Jerusalén por temor a Sisac, y les dijo:—Esto dice el Señor: "Ustedes me han abandonado, así que yo los he entregado en manos de Sisac".</w:t>
+        <w:t xml:space="preserve"> El profeta Semaías se presentó ante Roboán y los líderes de Judá, que se habían reunido en Jerusalén por temor a Sisac. Les dijo:—Esto dice el Señor: "Ustedes me han abandonado, así que yo los he entregado en manos de Sisac".</w:t>
       </w:r>
     </w:p>
     <w:p>
@@ -5115,7 +5115,7 @@
         <w:rPr>
           <w:lang w:val="es_ES" w:bidi="es_ES"/>
         </w:rPr>
-        <w:t xml:space="preserve"> El rey Roboán mandó hacer escudos de bronce en su lugar, y los puso al cuidado de los comandantes de la guardia que vigilaban la entrada del palacio real.</w:t>
+        <w:t xml:space="preserve"> El rey Roboán mandó hacer escudos de bronce en su lugar. Los puso al cuidado de los comandantes de la guardia que vigilaban la entrada del palacio real.</w:t>
       </w:r>
     </w:p>
     <w:p>
@@ -5157,7 +5157,7 @@
         <w:rPr>
           <w:lang w:val="es_ES" w:bidi="es_ES"/>
         </w:rPr>
-        <w:t xml:space="preserve"> Cuando el rey se humilló, el Señor contuvo su ira y no lo destruyó por completo, pues todavía había algo bueno en Judá.</w:t>
+        <w:t xml:space="preserve"> Cuando el rey se humilló, el Señor contuvo su ira. No lo destruyó por completo, pues todavía había algo bueno en Judá.</w:t>
       </w:r>
     </w:p>
     <w:p>
@@ -5383,7 +5383,7 @@
         <w:rPr>
           <w:lang w:val="es_ES" w:bidi="es_ES"/>
         </w:rPr>
-        <w:t xml:space="preserve"> Sin embargo, Jeroboán, hijo de Nabat, que era oficial de Salomón, hijo de David, se rebeló contra su señor.</w:t>
+        <w:t xml:space="preserve"> Sin embargo, se rebeló contra su señor Jeroboán, hijo de Nabat, que era oficial de Salomón, hijo de David.</w:t>
       </w:r>
     </w:p>
     <w:p>
@@ -5446,7 +5446,7 @@
         <w:rPr>
           <w:lang w:val="es_ES" w:bidi="es_ES"/>
         </w:rPr>
-        <w:t xml:space="preserve"> Además, han destituido a los sacerdotes del Señor y a los levitas, y han designado en su lugar a sacerdotes paganos. Tal como lo hacen los habitantes de otros países, ustedes nombran sacerdote a cualquiera que llega y ofrece un ternero y siete carneros. Cualquiera puede ser sacerdote de esos dioses falsos de ustedes.</w:t>
+        <w:t xml:space="preserve"> Además, han destituido a los sacerdotes del Señor y a los levitas. Han designado en su lugar a sus propios sacerdotes. Tal como lo hacen los habitantes de otros países, ustedes nombran sacerdote a cualquiera que llega y ofrece un ternero y 7 carneros. Cualquiera puede ser sacerdote de esos dioses falsos de ustedes.</w:t>
       </w:r>
     </w:p>
     <w:p>
@@ -5467,7 +5467,7 @@
         <w:rPr>
           <w:lang w:val="es_ES" w:bidi="es_ES"/>
         </w:rPr>
-        <w:t xml:space="preserve"> »Pero en cuanto a nosotros, el Señor es nuestro Dios, y no lo hemos abandonado. Los sacerdotes que le sirven son descendientes de Aarón, y solo los levitas los asisten en su servicio.</w:t>
+        <w:t xml:space="preserve"> »Pero en cuanto a nosotros, el Señor es nuestro Dios, y no lo hemos abandonado. Los sacerdotes que le sirven son descendientes de Aarón. Solo los levitas los asisten en su servicio.</w:t>
       </w:r>
     </w:p>
     <w:p>
@@ -5488,7 +5488,7 @@
         <w:rPr>
           <w:lang w:val="es_ES" w:bidi="es_ES"/>
         </w:rPr>
-        <w:t xml:space="preserve"> Ofrecen al Señor ofrendas quemadas cada mañana y cada tarde, junto con incienso aromático. Colocan el pan de la presencia de Dios sobre la mesa de oro puro y encienden las lámparas del candelabro de oro cada tarde. Nosotros seguimos cuidadosamente las instrucciones del Señor nuestro Dios. Ustedes, en cambio, lo han abandonado.</w:t>
+        <w:t xml:space="preserve"> Ofrecen al Señor ofrendas quemadas cada mañana y cada tarde, junto con incienso aromático. Colocan el pan de la presencia de Dios sobre la mesa de oro puro. Encienden las lámparas del candelabro de oro cada tarde. Nosotros seguimos cuidadosamente las instrucciones del Señor nuestro Dios. Ustedes, en cambio, lo han abandonado.</w:t>
       </w:r>
     </w:p>
     <w:p>
@@ -5530,7 +5530,7 @@
         <w:rPr>
           <w:lang w:val="es_ES" w:bidi="es_ES"/>
         </w:rPr>
-        <w:t xml:space="preserve"> Mientras tanto, Jeroboán había enviado tropas para emboscar a Judá por la retaguardia. Su ejército estaba frente a Judá, y la emboscada estaba detrás. Cuando los hombres de Judá se dieron cuenta de que estaban siendo atacados por el frente y por la retaguardia, clamaron al Señor pidiendo ayuda. Los sacerdotes tocaron las trompetas,</w:t>
+        <w:t xml:space="preserve"> Mientras tanto, Jeroboán había enviado tropas para emboscar a Judá por la retaguardia. Su ejército estaba frente a Judá, y la emboscada estaba detrás. Los hombres de Judá se dieron cuenta de que estaban siendo atacados por el frente y por la retaguardia. Clamaron al Señor pidiendo ayuda. Los sacerdotes tocaron las trompetas.</w:t>
       </w:r>
     </w:p>
     <w:p>
@@ -5693,7 +5693,7 @@
         <w:rPr>
           <w:lang w:val="es_ES" w:bidi="es_ES"/>
         </w:rPr>
-        <w:t xml:space="preserve"> Cuando Abías murió, lo enterraron en la Ciudad de David, en Jerusalén. Su hijo Asá se convirtió en el nuevo rey. Durante los primeros diez años de su reinado, hubo paz en el país.</w:t>
+        <w:t xml:space="preserve"> Cuando Abías murió, lo enterraron en la Ciudad de David, en Jerusalén. Su hijo Asá se convirtió en el nuevo rey. Durante los primeros 10 años de su reinado, hubo paz en el país.</w:t>
       </w:r>
     </w:p>
     <w:p>
@@ -5714,7 +5714,7 @@
         <w:rPr>
           <w:lang w:val="es_ES" w:bidi="es_ES"/>
         </w:rPr>
-        <w:t xml:space="preserve"> porque Asá hizo lo que era bueno y recto ante los ojos del Señor su Dios.</w:t>
+        <w:t xml:space="preserve"> Asá hizo lo que era bueno y recto ante los ojos del Señor su Dios.</w:t>
       </w:r>
     </w:p>
     <w:p>
@@ -5861,7 +5861,7 @@
         <w:rPr>
           <w:lang w:val="es_ES" w:bidi="es_ES"/>
         </w:rPr>
-        <w:t xml:space="preserve"> Tiempo después, Zera el cusita salió a combatir contra ellos con un ejército de un millón de hombres y 300 carros de guerra. Llegó hasta Maresá. Asá salió a enfrentarlo y ambos ejércitos se prepararon para la batalla en el valle de Sefata, cerca de Maresá.</w:t>
+        <w:t xml:space="preserve"> Tiempo después, Zera, el cusita, salió a combatir contra ellos con un ejército de un millón de hombres y 300 carros de guerra. Llegó hasta Maresá. Asá salió a enfrentarlo. Ambos ejércitos se prepararon para la batalla en el valle de Sefata, cerca de Maresá.</w:t>
       </w:r>
     </w:p>
     <w:p>
@@ -6024,7 +6024,7 @@
         <w:rPr>
           <w:lang w:val="es_ES" w:bidi="es_ES"/>
         </w:rPr>
-        <w:t xml:space="preserve"> Azarías le dio un mensaje para el rey Asá. Entonces Azarías salió al encuentro del rey Asá y le dijo:—¡Escúchame, rey Asá! ¡Escuchen, Judá y Benjamín! El Señor estará con ustedes mientras ustedes estén con él. Si lo buscan, él se dejará encontrar. Pero si lo abandonan, él también los abandonará.</w:t>
+        <w:t xml:space="preserve"> Entonces Azarías salió al encuentro del rey Asá y le dijo:—¡Escúchame, rey Asá! ¡Escuchen, Judá y Benjamín! El Señor estará con ustedes mientras ustedes estén con él. Si lo buscan, él se dejará encontrar. Pero si lo abandonan, él también los abandonará.</w:t>
       </w:r>
     </w:p>
     <w:p>
@@ -6150,7 +6150,7 @@
         <w:rPr>
           <w:lang w:val="es_ES" w:bidi="es_ES"/>
         </w:rPr>
-        <w:t xml:space="preserve"> Cuando el rey Asá escuchó este mensaje del profeta Azarías, hijo de Oded, cobró ánimo. Destruyó todos los ídolos detestables en todo el territorio de Judá y Benjamín, y también en las ciudades que había conquistado en la región montañosa de Efraín. Restauró el altar del Señor que estaba frente al pórtico del templo del Señor.</w:t>
+        <w:t xml:space="preserve"> Cuando el rey Asá escuchó este mensaje del profeta Azarías, hijo de Oded, cobró ánimo. Destruyó todos los ídolos detestables en todo el territorio de Judá y Benjamín. Los destruyó también en las ciudades que había conquistado en la región montañosa de Efraín. Restauró el altar del Señor que estaba frente al pórtico del templo del Señor.</w:t>
       </w:r>
     </w:p>
     <w:p>
@@ -6234,7 +6234,7 @@
         <w:rPr>
           <w:lang w:val="es_ES" w:bidi="es_ES"/>
         </w:rPr>
-        <w:t xml:space="preserve"> Luego se comprometieron solemnemente a buscar al Señor, el Dios de sus antepasados,</w:t>
+        <w:t xml:space="preserve"> Luego se comprometieron solemnemente a buscar al Señor, el Dios de sus antepasados.</w:t>
       </w:r>
     </w:p>
     <w:p>
@@ -6544,7 +6544,7 @@
         <w:rPr>
           <w:lang w:val="es_ES" w:bidi="es_ES"/>
         </w:rPr>
-        <w:t xml:space="preserve"> En ese tiempo, el vidente Jananí fue a ver al rey Asá y le dijo:—Como confiaste en el rey de Aram en lugar de confiar en el Señor tu Dios, el ejército del rey de Aram se escapó de tus manos.</w:t>
+        <w:t xml:space="preserve"> En ese tiempo, el vidente Jananí fue a ver al rey Asá y le dijo:—Confiaste en el rey de Aram en lugar de confiar en el Señor tu Dios. Por eso, el ejército del rey de Aram se escapó de tus manos.</w:t>
       </w:r>
     </w:p>
     <w:p>
@@ -6833,7 +6833,7 @@
         <w:rPr>
           <w:lang w:val="es_ES" w:bidi="es_ES"/>
         </w:rPr>
-        <w:t xml:space="preserve"> En el tercer año de su reinado, organizó un programa de enseñanza en todas las ciudades de Judá. Envió a sus oficiales Ben Jayil, Abdías, Zacarías, Natanael y Micaías a enseñar en las ciudades de Judá. Los acompañaron los levitas Semaías, Netanías, Zebadías, Asael, Semiramot, Jonatán, Adonías, Tobías y Tobadonías, junto con los sacerdotes Elisama y Jorán. Llevaron el libro de la Ley del Señor consigo y recorrieron todas las ciudades de Judá enseñando al pueblo las Escrituras.</w:t>
+        <w:t xml:space="preserve"> En el tercer año de su reinado, organizó un programa de enseñanza en todas las ciudades de Judá. Envió a sus oficiales Ben Jayil, Abdías, Zacarías, Natanael y Micaías a enseñar en las ciudades de Judá. Los acompañaron los levitas Semaías, Netanías, Zebadías, Asael, Semiramot, Jonatán, Adonías, Tobías y Tobadonías, junto con los sacerdotes Elisama y Jorán. Llevaron el libro de la ley del Señor consigo y recorrieron todas las ciudades de Judá enseñando al pueblo.</w:t>
       </w:r>
     </w:p>
     <w:p>
@@ -7605,7 +7605,7 @@
         <w:rPr>
           <w:lang w:val="es_ES" w:bidi="es_ES"/>
         </w:rPr>
-        <w:t xml:space="preserve"> Cuando los capitanes de los carros de guerra sirios vieron a Josafat con sus vestiduras reales, pensaron que era el rey de Israel. Lo rodearon para atacarlo, pero Josafat clamó al Señor pidiendo ayuda. El Señor hizo que los capitanes se dieran cuenta de su error y dejaran de perseguirlo.</w:t>
+        <w:t xml:space="preserve"> Los capitanes de los carros de guerra arameos vieron a Josafat con sus vestiduras reales. Pensaron que era el rey de Israel. Lo rodearon para atacarlo, pero Josafat clamó al Señor pidiendo ayuda. El Señor hizo que los capitanes dejaran de perseguirlo.</w:t>
       </w:r>
     </w:p>
     <w:p>
@@ -7768,7 +7768,7 @@
         <w:rPr>
           <w:lang w:val="es_ES" w:bidi="es_ES"/>
         </w:rPr>
-        <w:t xml:space="preserve"> Josafat se quedó en Jerusalén y no volvió a Israel. Después de un tiempo, salió a recorrer el país desde Beerseba hasta la zona montañosa de Efraín, animando al pueblo a regresar al Señor, el Dios de sus antepasados.</w:t>
+        <w:t xml:space="preserve"> Josafat se quedó en Jerusalén y no volvió a Israel. Después de un tiempo, salió a recorrer el país desde Beerseba hasta la zona montañosa de Efraín. Animaba al pueblo a regresar al Señor, el Dios de sus antepasados.</w:t>
       </w:r>
     </w:p>
     <w:p>
@@ -7831,7 +7831,7 @@
         <w:rPr>
           <w:lang w:val="es_ES" w:bidi="es_ES"/>
         </w:rPr>
-        <w:t xml:space="preserve"> Teman al Señor y actúen con cuidado, porque el Señor nuestro Dios no tolera la injusticia, ni el favoritismo, ni el soborno.</w:t>
+        <w:t xml:space="preserve"> Teman al Señor y actúen con cuidado. El Señor nuestro Dios no tolera la injusticia, ni el favoritismo, ni el soborno.</w:t>
       </w:r>
     </w:p>
     <w:p>
@@ -7894,7 +7894,7 @@
         <w:rPr>
           <w:lang w:val="es_ES" w:bidi="es_ES"/>
         </w:rPr>
-        <w:t xml:space="preserve"> Cada vez que sus hermanos que viven en otras ciudades les presenten un caso, ya sea de asesinato o de violación de las leyes, los mandatos, los decretos o las ordenanzas, ustedes deben advertirles que no pequen contra el Señor, para que su ira no caiga sobre ustedes y sobre ellos. Si hacen esto, no serán culpables.</w:t>
+        <w:t xml:space="preserve"> Sus hermanos que viven en otras ciudades les presentarán casos. Pueden ser de asesinato o de violación de las leyes, los mandatos, los decretos o las ordenanzas. Cada vez que lo hacen, ustedes deben advertirles que no pequen contra el Señor, para que su ira no caiga sobre ustedes y sobre ellos. Si hacen esto, no serán culpables.</w:t>
       </w:r>
     </w:p>
     <w:p>
@@ -8036,7 +8036,7 @@
         <w:rPr>
           <w:lang w:val="es_ES" w:bidi="es_ES"/>
         </w:rPr>
-        <w:t xml:space="preserve"> Josafat se puso de pie en la asamblea de Judá y Jerusalén, en el templo del Señor, frente al atrio nuevo, y oró:</w:t>
+        <w:t xml:space="preserve"> Josafat se puso de pie en la asamblea de Judá y Jerusalén, en el templo del Señor, frente al atrio nuevo.</w:t>
       </w:r>
     </w:p>
     <w:p>
@@ -8057,7 +8057,7 @@
         <w:rPr>
           <w:lang w:val="es_ES" w:bidi="es_ES"/>
         </w:rPr>
-        <w:t xml:space="preserve"> —Señor, Dios de nuestros padres, solo tú eres Dios en los cielos. Tú gobiernas todos los reinos de las naciones. Tú tienes poder y fuerza. Nadie puede resistir ante ti.</w:t>
+        <w:t xml:space="preserve"> Oró:—Señor, Dios de nuestros padres, solo tú eres Dios en los cielos. Tú gobiernas todos los reinos de las naciones. Tú tienes poder y fuerza. Nadie puede resistir ante ti.</w:t>
       </w:r>
     </w:p>
     <w:p>
@@ -8099,7 +8099,7 @@
         <w:rPr>
           <w:lang w:val="es_ES" w:bidi="es_ES"/>
         </w:rPr>
-        <w:t xml:space="preserve"> Tu pueblo se estableció aquí y te construyó este templo</w:t>
+        <w:t xml:space="preserve"> Tu pueblo se estableció aquí y te construyó este templo.</w:t>
       </w:r>
     </w:p>
     <w:p>
@@ -8120,7 +8120,7 @@
         <w:rPr>
           <w:lang w:val="es_ES" w:bidi="es_ES"/>
         </w:rPr>
-        <w:t xml:space="preserve"> para que, si alguna calamidad nos alcanzara, ya fuera la guerra, el juicio, la peste o el hambre, pudiéramos presentarnos ante ti en este templo que lleva tu nombre, clamar a ti en nuestra angustia, y tú nos escucharas y nos salvaras.</w:t>
+        <w:t xml:space="preserve"> Lo hicieron por si alguna calamidad nos alcanzara, ya fuera la guerra, el juicio, la peste o el hambre. Era para que pudiéramos presentarnos ante ti en este templo que lleva tu nombre y clamar a ti en nuestra angustia. Así tú nos escucharías y nos salvarías.</w:t>
       </w:r>
     </w:p>
     <w:p>
@@ -8246,7 +8246,7 @@
         <w:rPr>
           <w:lang w:val="es_ES" w:bidi="es_ES"/>
         </w:rPr>
-        <w:t xml:space="preserve"> Entonces Jahaziel dijo:—Escuchen bien, pueblo de Judá y de Jerusalén, y tú, rey Josafat. El Señor dice: "No teman. No se paralicen de miedo ante este enorme ejército, porque la batalla no es de ustedes, sino de Dios.</w:t>
+        <w:t xml:space="preserve"> Entonces Jahaziel dijo:—Escuchen bien, pueblo de Judá y de Jerusalén, y tú, rey Josafat. El Señor dice: "No teman. No se paralicen de miedo ante este enorme ejército. La batalla no es de ustedes, sino de Dios.</w:t>
       </w:r>
     </w:p>
     <w:p>
@@ -8309,7 +8309,7 @@
         <w:rPr>
           <w:lang w:val="es_ES" w:bidi="es_ES"/>
         </w:rPr>
-        <w:t xml:space="preserve"> Entonces el rey Josafat se postró con el rostro en tierra. Todo el pueblo de Judá y de Jerusalén hizo lo mismo y adoraron al Señor.</w:t>
+        <w:t xml:space="preserve"> Entonces el rey Josafat se postró con el rostro en tierra. Todo el pueblo de Judá y de Jerusalén hizo lo mismo, y adoraron al Señor.</w:t>
       </w:r>
     </w:p>
     <w:p>
@@ -8351,7 +8351,7 @@
         <w:rPr>
           <w:lang w:val="es_ES" w:bidi="es_ES"/>
         </w:rPr>
-        <w:t xml:space="preserve"> Al día siguiente muy temprano, salieron hacia el desierto de Tecoa. Mientras avanzaban, Josafat se detuvo y dijo:—Pueblo de Judá y de Jerusalén, escuchen: ¡Confíen en el Señor su Dios, y estarán seguros! ¡Confíen en sus profetas, y tendrán éxito!</w:t>
+        <w:t xml:space="preserve"> Al día siguiente muy temprano, salieron hacia el desierto de Tecoa. Mientras avanzaban, Josafat se detuvo y dijo:—Pueblo de Judá y de Jerusalén, escúchenme. ¡Confíen en el Señor su Dios, y estarán seguros! ¡Confíen en sus profetas, y tendrán éxito!</w:t>
       </w:r>
     </w:p>
     <w:p>
@@ -8372,7 +8372,7 @@
         <w:rPr>
           <w:lang w:val="es_ES" w:bidi="es_ES"/>
         </w:rPr>
-        <w:t xml:space="preserve"> Después de consultar con los jefes del pueblo, Josafat organizó un coro para que marchara al frente del ejército. Iban vestidos con ropas sagradas, alabando al Señor y cantando:«Den gracias al Señor, porque su amor es eterno».</w:t>
+        <w:t xml:space="preserve"> Después de consultar con los jefes del pueblo, Josafat organizó un coro para que marchara al frente del ejército. Iban vestidos con ropas sagradas, alabando al Señor y cantando: «Den gracias al Señor, porque su amor es eterno».</w:t>
       </w:r>
     </w:p>
     <w:p>
@@ -8477,7 +8477,7 @@
         <w:rPr>
           <w:lang w:val="es_ES" w:bidi="es_ES"/>
         </w:rPr>
-        <w:t xml:space="preserve"> El cuarto día se reunieron en el valle de Beracá. Allí alabaron al Señor. Por eso ese lugar se llama valle de BeracáBeracá: En hebreo significa bendición o alabanza." class="footnote-marker"&gt;1 hasta hoy.</w:t>
+        <w:t xml:space="preserve"> El cuarto día se reunieron en el valle de Beracá. Allí alabaron al Señor. Por eso ese lugar se llama valle de Beracá1 hasta hoy.</w:t>
       </w:r>
     </w:p>
     <w:p>
@@ -8498,7 +8498,7 @@
         <w:rPr>
           <w:lang w:val="es_ES" w:bidi="es_ES"/>
         </w:rPr>
-        <w:t xml:space="preserve"> Luego regresaron a Jerusalén con Josafat al frente, llenos de alegría porque el Señor les había dado la victoria sobre sus enemigos.</w:t>
+        <w:t xml:space="preserve"> Luego regresaron a Jerusalén con Josafat al frente. Estaban llenos de alegría porque el Señor les había dado la victoria sobre sus enemigos.</w:t>
       </w:r>
     </w:p>
     <w:p>
@@ -8540,7 +8540,7 @@
         <w:rPr>
           <w:lang w:val="es_ES" w:bidi="es_ES"/>
         </w:rPr>
-        <w:t xml:space="preserve"> Cuando los reinos vecinos se enteraron de que el Señor había peleado contra los enemigos de Israel, sintieron un gran temor de Dios.</w:t>
+        <w:t xml:space="preserve"> Los reinos vecinos se enteraron de que el Señor había peleado contra los enemigos de Israel. Como resultado, sintieron un gran temor de Dios.</w:t>
       </w:r>
     </w:p>
     <w:p>
@@ -8603,7 +8603,7 @@
         <w:rPr>
           <w:lang w:val="es_ES" w:bidi="es_ES"/>
         </w:rPr>
-        <w:t xml:space="preserve"> Josafat hizo lo que era correcto ante los ojos del Señor, tal como lo había hecho su padre Asá. Siguió los caminos del Señor,</w:t>
+        <w:t xml:space="preserve"> Josafat hizo lo que era correcto ante los ojos del Señor, tal como lo había hecho su padre Asá. Siguió los caminos del Señor.</w:t>
       </w:r>
     </w:p>
     <w:p>
@@ -8645,7 +8645,7 @@
         <w:rPr>
           <w:lang w:val="es_ES" w:bidi="es_ES"/>
         </w:rPr>
-        <w:t xml:space="preserve"> El resto de la historia de Josafat, desde el principio hasta el final, está escrito en las crónicas de Jehú, hijo de Jananí, que están registradas en el libro de las crónicas de los reyes de Israel.</w:t>
+        <w:t xml:space="preserve"> El resto de la historia de Josafat, desde el principio hasta el final, está escrito en las crónicas de Jehú, hijo de Jananí. Estas están registradas en el libro de las crónicas de los reyes de Israel.</w:t>
       </w:r>
     </w:p>
     <w:p>
@@ -8666,7 +8666,7 @@
         <w:rPr>
           <w:lang w:val="es_ES" w:bidi="es_ES"/>
         </w:rPr>
-        <w:t xml:space="preserve"> Pero al final de su vida, Josafat se alió con Ocozías, rey de Israel, que era un hombre malvado,</w:t>
+        <w:t xml:space="preserve"> Pero al final de su vida, Josafat se alió con Ocozías, rey de Israel, que era un hombre malvado.</w:t>
       </w:r>
     </w:p>
     <w:p>
@@ -8687,7 +8687,7 @@
         <w:rPr>
           <w:lang w:val="es_ES" w:bidi="es_ES"/>
         </w:rPr>
-        <w:t xml:space="preserve"> para construir barcos en Ezión Guéber y navegar hasta Tarsis.</w:t>
+        <w:t xml:space="preserve"> Se aliaron para construir barcos en Ezión Guéber y navegar hasta Tarsis.</w:t>
       </w:r>
     </w:p>
     <w:p>
@@ -8955,7 +8955,7 @@
         <w:rPr>
           <w:lang w:val="es_ES" w:bidi="es_ES"/>
         </w:rPr>
-        <w:t xml:space="preserve"> Entonces el profeta Elías le escribió esta carta:—El Señor, Dios de tu antepasado David, dice que no has seguido el ejemplo de tu padre Josafat ni el del rey Asá,</w:t>
+        <w:t xml:space="preserve"> Entonces el profeta Elías le escribió esta carta: «El Señor, Dios de tu antepasado David, dice que no has seguido el ejemplo de tu padre Josafat ni el del rey Asá.</w:t>
       </w:r>
     </w:p>
     <w:p>
@@ -8976,7 +8976,7 @@
         <w:rPr>
           <w:lang w:val="es_ES" w:bidi="es_ES"/>
         </w:rPr>
-        <w:t xml:space="preserve"> sino que has seguido el camino de los reyes de Israel e hiciste que el pueblo de Jerusalén y de Judá adorara ídolos, tal como lo hizo la familia de Acab. Además, mataste a tus hermanos, que eran mejores que tú.</w:t>
+        <w:t xml:space="preserve"> En cambio, has seguido el camino de los reyes de Israel. Hiciste que el pueblo de Jerusalén y de Judá adorara ídolos, tal como lo hizo la familia de Acab. Además, mataste a tus hermanos, que eran mejores que tú.</w:t>
       </w:r>
     </w:p>
     <w:p>
@@ -9018,7 +9018,7 @@
         <w:rPr>
           <w:lang w:val="es_ES" w:bidi="es_ES"/>
         </w:rPr>
-        <w:t xml:space="preserve"> Tú mismo sufrirás una terrible enfermedad intestinal. Cada día te sentirás peor, hasta que tus intestinos se salgan de tu cuerpo.</w:t>
+        <w:t xml:space="preserve"> Tú mismo sufrirás una terrible enfermedad intestinal. Cada día te sentirás peor, hasta que tus intestinos se salgan de tu cuerpo».</w:t>
       </w:r>
     </w:p>
     <w:p>
@@ -9102,7 +9102,7 @@
         <w:rPr>
           <w:lang w:val="es_ES" w:bidi="es_ES"/>
         </w:rPr>
-        <w:t xml:space="preserve"> Con el paso del tiempo, después de 2 años, sus intestinos se le salieron y murió en medio de terribles dolores. Su pueblo no encendió una gran hoguera en su honor como lo había hecho con sus antepasados.</w:t>
+        <w:t xml:space="preserve"> Con el paso del tiempo, después de 2 años, sus intestinos se le salieron. Murió en medio de terribles dolores. El pueblo no encendió una gran hoguera en su honor como lo había hecho con sus antepasados.</w:t>
       </w:r>
     </w:p>
     <w:p>
@@ -9244,7 +9244,7 @@
         <w:rPr>
           <w:lang w:val="es_ES" w:bidi="es_ES"/>
         </w:rPr>
-        <w:t xml:space="preserve"> Ocozías siguió los malos consejos de esa familia y se alió con Jorán, hijo de Acab, rey de Israel. Juntos fueron a pelear contra Jazael, rey de Aram, en Ramot de Galaad. Durante la batalla, el rey Jorán resultó herido y</w:t>
+        <w:t xml:space="preserve"> Ocozías siguió los malos consejos de esa familia y se alió con Jorán, hijo de Acab, rey de Israel. Juntos fueron a pelear contra Jazael, rey de Aram, en Ramot de Galaad. Durante la batalla, el rey Jorán resultó herido.</w:t>
       </w:r>
     </w:p>
     <w:p>
@@ -9265,7 +9265,7 @@
         <w:rPr>
           <w:lang w:val="es_ES" w:bidi="es_ES"/>
         </w:rPr>
-        <w:t xml:space="preserve"> regresó a Jezrel para recuperarse de sus heridas. Ocozías, hijo de Jorán, rey de Judá, fue a visitarlo.</w:t>
+        <w:t xml:space="preserve"> Regresó a Jezrel para recuperarse de sus heridas. Ocozías, hijo de Jorán, rey de Judá, fue a visitarlo.</w:t>
       </w:r>
     </w:p>
     <w:p>
@@ -9428,7 +9428,7 @@
         <w:rPr>
           <w:lang w:val="es_ES" w:bidi="es_ES"/>
         </w:rPr>
-        <w:t xml:space="preserve"> En el año séptimo del reinado de Atalía, el sacerdote Joyadá se armó de valor y habló en privado con los siguientes comandantes del ejército: Azarías, hijo de Jeroán; Ismael, hijo de Johanán; Azarías, hijo de Obed; Maseías, hijo de Adaías; y Elisafat, hijo de Zicrí.</w:t>
+        <w:t xml:space="preserve"> En el año séptimo del reinado de Atalía, el sacerdote Joyadá se armó de valor. Hizo un pacto con 5 comandantes del ejército. Ellos eran Azarías, hijo de Jeroán; Ismael, hijo de Johanán; Azarías, hijo de Obed; Maseías, hijo de Adaías; y Elisafat, hijo de Zicrí.</w:t>
       </w:r>
     </w:p>
     <w:p>
@@ -9449,7 +9449,7 @@
         <w:rPr>
           <w:lang w:val="es_ES" w:bidi="es_ES"/>
         </w:rPr>
-        <w:t xml:space="preserve"> Joyadá hizo un pacto con 5 comandantes del ejército. Ellos eran Azarías, hijo de Jeroán; Ismael, hijo de Johanán; Azarías, hijo de Obed; Maseías, hijo de Adaías; y Elisafat, hijo de Zicrí.Recorrieron todo Judá y reunieron a los levitas de todas las ciudades y a los jefes de las familias de Israel. Todos vinieron a Jerusalén. Allí, toda la asamblea hizo un pacto con el rey en el templo de Dios. Joyadá les dijo:—Miren, aquí está el hijo del rey. Él debe reinar, tal como el Señor prometió acerca de los descendientes de David.</w:t>
+        <w:t xml:space="preserve"> Estos recorrieron todo Judá y reunieron a los levitas de todas las ciudades y a los jefes de las familias de Israel. Todos vinieron a Jerusalén. Allí, toda la asamblea hizo un pacto con el rey en el templo de Dios. Joyadá les dijo:—Miren, aquí está el hijo del rey. Él debe reinar, tal como el Señor prometió acerca de los descendientes de David.</w:t>
       </w:r>
     </w:p>
     <w:p>
@@ -9491,7 +9491,7 @@
         <w:rPr>
           <w:lang w:val="es_ES" w:bidi="es_ES"/>
         </w:rPr>
-        <w:t xml:space="preserve"> Otro tercio irá al palacio real. El último tercio estará en la puerta de los Cimientos. Todo el pueblo permanecerá en los patios del templo del Señor. Nadie debe entrar en el templo del Señor, excepto los sacerdotes y los levitas que estén de servicio. Ellos pueden entrar porque están consagrados.</w:t>
+        <w:t xml:space="preserve"> Otro tercio irá al palacio real. El último tercio estará en la puerta de los cimientos. Todo el pueblo permanecerá en los patios del templo del Señor. Nadie debe entrar en el templo del Señor, excepto los sacerdotes y los levitas que estén de servicio. Ellos pueden entrar porque están consagrados.</w:t>
       </w:r>
     </w:p>
     <w:p>
@@ -9659,7 +9659,7 @@
         <w:rPr>
           <w:lang w:val="es_ES" w:bidi="es_ES"/>
         </w:rPr>
-        <w:t xml:space="preserve"> El sacerdote Joyadá ordenó a los comandantes de las unidades de 100 soldados:—Sáquenla de entre las filas y maten a espada a cualquiera que la siga.Porque el sacerdote había dicho: «No la maten en el templo del Señor».</w:t>
+        <w:t xml:space="preserve"> El sacerdote Joyadá ordenó a los comandantes de las unidades de 100 soldados:—Sáquenla de entre las filas y maten a espada a cualquiera que la siga.Es que el sacerdote había dicho:—No la maten en el templo del Señor.</w:t>
       </w:r>
     </w:p>
     <w:p>
@@ -9806,7 +9806,7 @@
         <w:rPr>
           <w:lang w:val="es_ES" w:bidi="es_ES"/>
         </w:rPr>
-        <w:t xml:space="preserve"> Todo el pueblo se alegró, y la ciudad quedó en paz después de que mataron a Atalía.</w:t>
+        <w:t xml:space="preserve"> Todo el pueblo se alegró. La ciudad quedó en paz después de que mataron a Atalía.</w:t>
       </w:r>
     </w:p>
     <w:p>
@@ -9885,7 +9885,7 @@
         <w:rPr>
           <w:lang w:val="es_ES" w:bidi="es_ES"/>
         </w:rPr>
-        <w:t xml:space="preserve"> Joyadá le buscó dos esposas, y con ellas Joás tuvo hijos e hijas.</w:t>
+        <w:t xml:space="preserve"> Joyadá le buscó 2 esposas, y con ellas Joás tuvo hijos e hijas.</w:t>
       </w:r>
     </w:p>
     <w:p>
@@ -9948,7 +9948,7 @@
         <w:rPr>
           <w:lang w:val="es_ES" w:bidi="es_ES"/>
         </w:rPr>
-        <w:t xml:space="preserve"> Entonces el rey llamó al sumo sacerdote Joyadá y le preguntó:—¿Por qué no has exigido a los levitas que cobren en Judá y Jerusalén el impuesto que Moisés, siervo del Señor, estableció para la congregación de Israel para mantener la tienda donde se guardan las tablas del pacto?</w:t>
+        <w:t xml:space="preserve"> Entonces el rey llamó al sumo sacerdote Joyadá y le preguntó:—¿Por qué no has exigido a los levitas que cobren en Judá y Jerusalén el impuesto que Moisés, siervo del Señor, estableció? Era de la congregación de Israel para mantener la tienda donde se guardan las tablas del pacto.</w:t>
       </w:r>
     </w:p>
     <w:p>
@@ -9990,7 +9990,7 @@
         <w:rPr>
           <w:lang w:val="es_ES" w:bidi="es_ES"/>
         </w:rPr>
-        <w:t xml:space="preserve"> Luego se proclamó en todo Judá y en Jerusalén que el pueblo debía traer al Señor la contribución que Moisés, siervo de Dios, había establecido para Israel en el desierto.</w:t>
+        <w:t xml:space="preserve"> Luego se proclamó en todo Judá y en Jerusalén que el pueblo debía traer al Señor la contribución. Moisés, siervo de Dios, la había establecido para Israel en el desierto.</w:t>
       </w:r>
     </w:p>
     <w:p>
@@ -10447,7 +10447,7 @@
         <w:rPr>
           <w:lang w:val="es_ES" w:bidi="es_ES"/>
         </w:rPr>
-        <w:t xml:space="preserve"> Pero no mató a los hijos de ellos. Obedeció lo que el Señor había ordenado en la ley de Moisés: «No morirán los padres por los pecados de los hijos, ni los hijos morirán por los pecados de los padres; cada uno morirá por su propio pecado».</w:t>
+        <w:t xml:space="preserve"> Pero no mató a los hijos de ellos. Obedeció lo que el Señor había ordenado en la ley de Moisés:—No morirán los padres por los pecados de los hijos, ni los hijos morirán por los pecados de los padres. Cada uno morirá por su propio pecado.</w:t>
       </w:r>
     </w:p>
     <w:p>
@@ -10468,7 +10468,7 @@
         <w:rPr>
           <w:lang w:val="es_ES" w:bidi="es_ES"/>
         </w:rPr>
-        <w:t xml:space="preserve"> Amasías reunió a los hombres de Judá y organizó al pueblo por familias. Nombró jefes de mil y jefes de cien para todo Judá y Benjamín. Hizo un censo de los hombres de veinte años en adelante. Contó 300.000 soldados capacitados para la guerra, expertos en el uso de la lanza y el escudo. También contrató 100.000 guerreros valientes de Israel por 3.400 kilos de plata.</w:t>
+        <w:t xml:space="preserve"> Amasías reunió a los hombres de Judá y organizó al pueblo por familias. Nombró jefes de 1.000 y jefes de 100 para todo Judá y Benjamín. Hizo un censo de los hombres de 20 años en adelante. Contó 300.000 soldados capacitados para la guerra, expertos en el uso de la lanza y el escudo. También contrató 100.000 guerreros valientes de Israel por 3.400 kilos de plata.</w:t>
       </w:r>
     </w:p>
     <w:p>
@@ -10594,7 +10594,7 @@
         <w:rPr>
           <w:lang w:val="es_ES" w:bidi="es_ES"/>
         </w:rPr>
-        <w:t xml:space="preserve"> Capturaron vivos a otros 10.000 hombres, los llevaron a la cima de un peñasco y los arrojaron desde allí. Todos murieron al estrellarse contra las rocas.</w:t>
+        <w:t xml:space="preserve"> Capturaron vivos a otros 10.000 hombres. Los llevaron a la cima de un peñasco y los arrojaron desde allí. Todos murieron al estrellarse contra las rocas.</w:t>
       </w:r>
     </w:p>
     <w:p>
@@ -10741,7 +10741,7 @@
         <w:rPr>
           <w:lang w:val="es_ES" w:bidi="es_ES"/>
         </w:rPr>
-        <w:t xml:space="preserve"> Estás muy orgulloso de haber derrotado a Edom, pero te aconsejo que te quedes en tu casa y no te metas conmigo. Si no lo haces, les irá muy mal a ti y a Judá».</w:t>
+        <w:t xml:space="preserve"> Estás muy orgulloso de haber derrotado a Edom, pero te aconsejo que te quedes en tu casa y no te metas conmigo. Si no lo haces, les irá muy mal a ti y a Judá.</w:t>
       </w:r>
     </w:p>
     <w:p>
@@ -10825,7 +10825,7 @@
         <w:rPr>
           <w:lang w:val="es_ES" w:bidi="es_ES"/>
         </w:rPr>
-        <w:t xml:space="preserve"> El rey Joás de Israel capturó al rey Amasías de Judá, hijo de Joás y nieto de Joacaz. en Bet Semes. Lo llevó prisionero a Jerusalén. Luego ordenó que derribaran 180 metros de las murallas de Jerusalén, desde la puerta de Efraín hasta la puerta del Ángulo.</w:t>
+        <w:t xml:space="preserve"> El rey Joás de Israel capturó al rey Amasías de Judá, hijo de Joás y nieto de Joacaz, en Bet Semes. Lo llevó prisionero a Jerusalén. Luego ordenó que derribaran 180 metros de las murallas de Jerusalén, desde la puerta de Efraín hasta la puerta del ángulo.</w:t>
       </w:r>
     </w:p>
     <w:p>
@@ -11135,7 +11135,7 @@
         <w:rPr>
           <w:lang w:val="es_ES" w:bidi="es_ES"/>
         </w:rPr>
-        <w:t xml:space="preserve"> Construyó torres fortificadas en Jerusalén: en la puerta del Ángulo, en la puerta del Valle y en el ángulo de la muralla.</w:t>
+        <w:t xml:space="preserve"> Construyó torres fortificadas en Jerusalén: en la puerta del ángulo, en la puerta del valle y en el ángulo de la muralla.</w:t>
       </w:r>
     </w:p>
     <w:p>
@@ -11261,7 +11261,7 @@
         <w:rPr>
           <w:lang w:val="es_ES" w:bidi="es_ES"/>
         </w:rPr>
-        <w:t xml:space="preserve"> En Jerusalén mandó construir máquinas de guerra diseñadas por ingenieros expertos. Las colocó en las torres y en las esquinas de la muralla para lanzar flechas y piedras grandes. La fama de Uzías se extendió por todas partes, porque recibió una ayuda maravillosa hasta llegar a ser muy poderoso.</w:t>
+        <w:t xml:space="preserve"> En Jerusalén mandó construir máquinas de guerra diseñadas por ingenieros expertos. Las colocó en las torres y en las esquinas de la muralla para lanzar flechas y piedras grandes. Uzías recibió una ayuda maravillosa hasta llegar a ser muy poderoso, y su fama se extendió por todas partes.</w:t>
       </w:r>
     </w:p>
     <w:p>
@@ -11303,7 +11303,7 @@
         <w:rPr>
           <w:lang w:val="es_ES" w:bidi="es_ES"/>
         </w:rPr>
-        <w:t xml:space="preserve"> El sumo sacerdote Azarías entró detrás de él con otros 80 sacerdotes valientes del Señor.Se enfrentaron al rey Uzías y le dijeron:—No te corresponde a ti, Uzías, quemar incienso al Señor. Esa tarea es exclusiva de los sacerdotes, los descendientes de Aarón, que han sido consagrados para quemar incienso. Sal del santuario, porque has cometido una falta. El Señor Dios no te honrará por esto.</w:t>
+        <w:t xml:space="preserve"> El sumo sacerdote Azarías entró detrás de él con otros 80 sacerdotes valientes del Señor. Se enfrentaron al rey Uzías y le dijeron:—No te corresponde a ti, Uzías, quemar incienso al Señor. Esa tarea es exclusiva de los sacerdotes, los descendientes de Aarón, que han sido consagrados para quemar incienso. Sal del santuario, porque has cometido una falta. El Señor Dios no te honrará por esto.</w:t>
       </w:r>
     </w:p>
     <w:p>
@@ -11671,7 +11671,7 @@
         <w:rPr>
           <w:lang w:val="es_ES" w:bidi="es_ES"/>
         </w:rPr>
-        <w:t xml:space="preserve"> En cambio, siguió el mal ejemplo de los reyes de Israel. Incluso mandó hacer ídolos de los baales.</w:t>
+        <w:t xml:space="preserve"> En cambio, siguió el mal ejemplo de los reyes de Israel. Hasta mandó hacer ídolos de los baales.</w:t>
       </w:r>
     </w:p>
     <w:p>
@@ -11797,7 +11797,7 @@
         <w:rPr>
           <w:lang w:val="es_ES" w:bidi="es_ES"/>
         </w:rPr>
-        <w:t xml:space="preserve"> Los israelitas capturaron a 200.000 personas de Judá, entre mujeres y niños. También se llevaron a Samaria un gran botín.</w:t>
+        <w:t xml:space="preserve"> Los israelitas capturaron a 200.000 personas de Judá, entre ellas mujeres y niños. También se llevaron a Samaria un gran botín.</w:t>
       </w:r>
     </w:p>
     <w:p>
@@ -11860,7 +11860,7 @@
         <w:rPr>
           <w:lang w:val="es_ES" w:bidi="es_ES"/>
         </w:rPr>
-        <w:t xml:space="preserve"> Escuchen: devuelvan a los cautivos que tomaron de sus hermanos, porque si no lo hacen, el Señor se enojará mucho con ustedes.</w:t>
+        <w:t xml:space="preserve"> Escuchen: devuelvan a los cautivos que tomaron de sus hermanos. Si no lo hacen, el Señor se enojará mucho con ustedes.</w:t>
       </w:r>
     </w:p>
     <w:p>
@@ -11944,7 +11944,7 @@
         <w:rPr>
           <w:lang w:val="es_ES" w:bidi="es_ES"/>
         </w:rPr>
-        <w:t xml:space="preserve"> Se nombró a algunos para que se hicieran cargo de los prisioneros. De las ropas capturadas vistieron a todos los que estaban desnudos. Les dieron ropa, sandalias, comida y bebida. Curaron sus heridas. A los que no podían caminar los montaron en burros y los llevaron hasta Jericó, la ciudad de las palmeras, cerca de su pueblo. Después regresaron a Samaria.</w:t>
+        <w:t xml:space="preserve"> Se nombró a algunos para que se hicieran cargo de los prisioneros. De las ropas capturadas vistieron a todos los que estaban desnudos. Les dieron ropa, sandalias, comida y bebida. Curaron sus heridas. A los que no podían caminar los montaron en burros. Los llevaron a todos hasta Jericó, la ciudad de las palmeras, cerca de su pueblo. Después regresaron a Samaria.</w:t>
       </w:r>
     </w:p>
     <w:p>
@@ -12317,7 +12317,7 @@
         <w:rPr>
           <w:lang w:val="es_ES" w:bidi="es_ES"/>
         </w:rPr>
-        <w:t xml:space="preserve"> Nuestros padres fueron infieles al Señor nuestro Dios. Lo abandonaron, dejaron de prestar atención al templo del Señor y le dieron la espalda.</w:t>
+        <w:t xml:space="preserve"> Nuestros padres fueron infieles al Señor nuestro Dios. Lo abandonaron. Dejaron de prestar atención al templo del Señor y le dieron la espalda.</w:t>
       </w:r>
     </w:p>
     <w:p>
@@ -12338,7 +12338,7 @@
         <w:rPr>
           <w:lang w:val="es_ES" w:bidi="es_ES"/>
         </w:rPr>
-        <w:t xml:space="preserve"> Cerraron las puertas del atrio, apagaron las lámparas, dejaron de quemar incienso y de presentar ofrendas quemadas en el lugar sagrado.</w:t>
+        <w:t xml:space="preserve"> Cerraron las puertas del atrio y apagaron las lámparas. Dejaron de quemar incienso y de presentar ofrendas quemadas en el lugar sagrado.</w:t>
       </w:r>
     </w:p>
     <w:p>
@@ -12401,7 +12401,7 @@
         <w:rPr>
           <w:lang w:val="es_ES" w:bidi="es_ES"/>
         </w:rPr>
-        <w:t xml:space="preserve"> Ahora quiero hacer un pacto con el Señor, el Dios de Israel, para que su ira ardiente se aparte de nosotros.</w:t>
+        <w:t xml:space="preserve"> »Ahora quiero hacer un pacto con el Señor, el Dios de Israel, para que su ira ardiente se aparte de nosotros.</w:t>
       </w:r>
     </w:p>
     <w:p>
@@ -12422,7 +12422,7 @@
         <w:rPr>
           <w:lang w:val="es_ES" w:bidi="es_ES"/>
         </w:rPr>
-        <w:t xml:space="preserve"> Hijos míos, no descuiden sus responsabilidades, porque el Señor los ha elegido para que estén delante de él, para que le sirvan y quemen incienso en su honor.</w:t>
+        <w:t xml:space="preserve"> Hijos míos, no descuiden sus responsabilidades. El Señor los ha elegido para que estén delante de él y para que le sirvan y quemen incienso en su honor.</w:t>
       </w:r>
     </w:p>
     <w:p>
@@ -12443,7 +12443,7 @@
         <w:rPr>
           <w:lang w:val="es_ES" w:bidi="es_ES"/>
         </w:rPr>
-        <w:t xml:space="preserve"> Entonces los siguientes levitas estuvieron listos para hacer lo que el rey les pedía:Del clan de Coat: Mahat, hijo de Amasay, y Joel, hijo de Azarías.Del clan de Merari: Quis, hijo de Abdí, y Azarías, hijo de Yalelel.Del clan de Guersón: Joa, hijo de Zimá, y Edén, hijo de Joa.Del clan de Elizafán: Simri y Jeyel.Del clan de Asaf: Zacarías y Matanías.Del clan de Hemán: Jehiel y Simí.Del clan de Jedutún: Semaías y Uziel.</w:t>
+        <w:t xml:space="preserve"> Entonces los siguientes levitas estuvieron listos para hacer lo que el rey les pedía. Del clan de Coat: Mahat, hijo de Amasay, y Joel, hijo de Azarías. Del clan de Merari: Quis, hijo de Abdí, y Azarías, hijo de Yalelel. Del clan de Guersón: Joa, hijo de Zimá, y Edén, hijo de Joa. Del clan de Elizafán: Simri y Jeyel. Del clan de Asaf: Zacarías y Matanías. Del clan de Hemán: Jehiel y Simí. Del clan de Jedutún: Semaías y Uziel.</w:t>
       </w:r>
     </w:p>
     <w:p>
@@ -12821,7 +12821,7 @@
         <w:rPr>
           <w:lang w:val="es_ES" w:bidi="es_ES"/>
         </w:rPr>
-        <w:t xml:space="preserve"> Pero había muy pocos sacerdotes para preparar todas las ofrendas quemadas, así que sus hermanos los levitas los ayudaron hasta terminar el trabajo y hasta que otros sacerdotes se consagraron. Los levitas habían sido más diligentes que los sacerdotes para consagrarse.</w:t>
+        <w:t xml:space="preserve"> Pero había muy pocos sacerdotes para preparar todas las ofrendas quemadas. Así que sus hermanos los levitas los ayudaron hasta terminar el trabajo y hasta que otros sacerdotes se consagraron. Los levitas habían sido más diligentes que los sacerdotes para consagrarse.</w:t>
       </w:r>
     </w:p>
     <w:p>
@@ -12942,7 +12942,7 @@
         <w:rPr>
           <w:lang w:val="es_ES" w:bidi="es_ES"/>
         </w:rPr>
-        <w:t xml:space="preserve"> El rey y toda la asamblea estuvieron de acuerdo en esto,</w:t>
+        <w:t xml:space="preserve"> El rey y toda la asamblea estuvieron de acuerdo en esto.</w:t>
       </w:r>
     </w:p>
     <w:p>
@@ -12984,7 +12984,7 @@
         <w:rPr>
           <w:lang w:val="es_ES" w:bidi="es_ES"/>
         </w:rPr>
-        <w:t xml:space="preserve"> Así que los mensajeros recorrieron todo Israel y Judá con las cartas del rey y de sus consejeros. El mensaje decía:—Israelitas, vuélvanse al Señor, Dios de Abraham, Isaac e Israel, para que él se vuelva al pequeño grupo que ha escapado del poder de los reyes de Asiria.</w:t>
+        <w:t xml:space="preserve"> Así que los mensajeros recorrieron todo Israel y Judá con las cartas del rey y de sus consejeros. El mensaje decía: «Israelitas, vuélvanse al Señor, Dios de Abraham, Isaac e Israel, para que él se vuelva al pequeño grupo que ha escapado del poder de los reyes de Asiria.</w:t>
       </w:r>
     </w:p>
     <w:p>
@@ -13026,7 +13026,7 @@
         <w:rPr>
           <w:lang w:val="es_ES" w:bidi="es_ES"/>
         </w:rPr>
-        <w:t xml:space="preserve"> No sean tercos como sus antepasados. Ríndanse al Señor y vengan a su santuario que él ha consagrado para siempre. Adoren al Señor su Dios, para que su ardiente ira se aparte de ustedes.</w:t>
+        <w:t xml:space="preserve"> No sean tercos como sus antepasados. Ríndanse al Señor y vengan al santuario que él ha consagrado para siempre. Adoren al Señor su Dios, para que su ardiente ira se aparte de ustedes.</w:t>
       </w:r>
     </w:p>
     <w:p>
@@ -13047,7 +13047,7 @@
         <w:rPr>
           <w:lang w:val="es_ES" w:bidi="es_ES"/>
         </w:rPr>
-        <w:t xml:space="preserve"> Si se vuelven al Señor, sus hermanos y sus hijos recibirán compasión de quienes los tienen cautivos, y podrán regresar a esta tierra. Porque el Señor su Dios es compasivo y misericordioso, y no les dará la espalda si ustedes se vuelven a él.</w:t>
+        <w:t xml:space="preserve"> Si se vuelven al Señor, sus hermanos y sus hijos recibirán compasión de quienes los tienen cautivos, y podrán regresar a esta tierra. El Señor su Dios es compasivo y misericordioso, y no les dará la espalda si ustedes se vuelven a él».</w:t>
       </w:r>
     </w:p>
     <w:p>
@@ -13441,7 +13441,7 @@
         <w:rPr>
           <w:lang w:val="es_ES" w:bidi="es_ES"/>
         </w:rPr>
-        <w:t xml:space="preserve"> Ezequías organizó a los sacerdotes y a los levitas en grupos de servicio para ofrecer las ofrendas quemadas y los sacrificios de comunión, y para adorar, dar gracias y alabar al Señor, y para servir en las puertas de la casa del Señor.</w:t>
+        <w:t xml:space="preserve"> Ezequías organizó a los sacerdotes y a los levitas en grupos de servicio. Los oranizó para ofrecer las ofrendas quemadas y los sacrificios de comunión, para adorar, dar gracias y alabar al Señor, y para servir en las puertas de la casa del Señor.</w:t>
       </w:r>
     </w:p>
     <w:p>
@@ -13835,7 +13835,7 @@
         <w:rPr>
           <w:lang w:val="es_ES" w:bidi="es_ES"/>
         </w:rPr>
-        <w:t xml:space="preserve"> Reunió a mucha gente y juntos cegaron todos los manantiales y el arroyo que atravesaba el campo. Dijeron: «¿Por qué han de venir los reyes de Asiria y encontrar agua en abundancia?».</w:t>
+        <w:t xml:space="preserve"> Reunió a mucha gente y juntos cegaron todos los manantiales y el arroyo que atravesaba el campo. Dijeron:—¿Por qué han de venir los reyes de Asiria y encontrar agua en abundancia?</w:t>
       </w:r>
     </w:p>
     <w:p>
@@ -13856,7 +13856,7 @@
         <w:rPr>
           <w:lang w:val="es_ES" w:bidi="es_ES"/>
         </w:rPr>
-        <w:t xml:space="preserve"> Luego Ezequías fortaleció las defensas de la ciudad. Reconstruyó las secciones de la muralla que habían sido derribadas y levantó torres sobre ella. Construyó otra muralla exterior y reforzó las terrazas de la ciudad de David. También fabricó gran cantidad de armas y escudos.</w:t>
+        <w:t xml:space="preserve"> Luego Ezequías fortaleció las defensas de la ciudad. Reconstruyó las secciones de la muralla que habían sido derribadas y levantó torres sobre ella. Construyó otra muralla exterior y reforzó las terrazas de la Ciudad de David. También fabricó gran cantidad de armas y escudos.</w:t>
       </w:r>
     </w:p>
     <w:p>
@@ -13961,7 +13961,7 @@
         <w:rPr>
           <w:lang w:val="es_ES" w:bidi="es_ES"/>
         </w:rPr>
-        <w:t xml:space="preserve"> Dice el rey Senaquerib de Asiria: "¿En qué están confiando para quedarse en Jerusalén sitiados?</w:t>
+        <w:t xml:space="preserve"> «Dice el rey Senaquerib de Asiria: "¿En qué están confiando para quedarse en Jerusalén sitiados?</w:t>
       </w:r>
     </w:p>
     <w:p>
@@ -14066,7 +14066,7 @@
         <w:rPr>
           <w:lang w:val="es_ES" w:bidi="es_ES"/>
         </w:rPr>
-        <w:t xml:space="preserve"> No dejen que Ezequías los engañe. No le crean. Les repito que ningún dios ha podido librar a su pueblo de mis manos ni de las manos de mis antepasados. ¡Mucho menos podrá hacerlo el Dios de ustedes!".</w:t>
+        <w:t xml:space="preserve"> No dejen que Ezequías los engañe. No le crean. Les repito que ningún dios ha podido librar a su pueblo de mis manos ni de las manos de mis antepasados. ¡Mucho menos podrá hacerlo el Dios de ustedes!"».</w:t>
       </w:r>
     </w:p>
     <w:p>
@@ -14192,7 +14192,7 @@
         <w:rPr>
           <w:lang w:val="es_ES" w:bidi="es_ES"/>
         </w:rPr>
-        <w:t xml:space="preserve"> Entonces el Señor envió un ángel que destruyó a todos los guerreros, comandantes y oficiales del campamento del rey de Asiria. Entonces Senaquerib regresó a su tierra completamente humillado. Cuando entró al templo de su dios, sus propios hijos lo mataron allí.</w:t>
+        <w:t xml:space="preserve"> El Señor envió un ángel que destruyó a todos los guerreros, comandantes y oficiales del campamento del rey de Asiria. Entonces Senaquerib regresó a su tierra completamente humillado. Cuando entró al templo de su dios, sus propios hijos lo mataron allí.</w:t>
       </w:r>
     </w:p>
     <w:p>
@@ -14234,7 +14234,7 @@
         <w:rPr>
           <w:lang w:val="es_ES" w:bidi="es_ES"/>
         </w:rPr>
-        <w:t xml:space="preserve"> Desde entonces, el rey Ezequías fue muy respetado entre las naciones vecinas. Muchos llevaron ofrendas al Señor a Jerusalén, y regalos valiosos para Ezequías.</w:t>
+        <w:t xml:space="preserve"> Desde entonces, el rey Ezequías fue muy respetado entre las naciones vecinas. Muchos llevaron ofrendas al Señor a Jerusalén y regalos valiosos para Ezequías.</w:t>
       </w:r>
     </w:p>
     <w:p>
@@ -14360,7 +14360,7 @@
         <w:rPr>
           <w:lang w:val="es_ES" w:bidi="es_ES"/>
         </w:rPr>
-        <w:t xml:space="preserve"> Fue Ezequías quien bloqueó la salida superior del manantial de Guijón. Desvió sus aguas hacia el lado occidental de la ciudad de David por medio de un túnel. Ezequías tuvo éxito en todo lo que emprendió.</w:t>
+        <w:t xml:space="preserve"> Fue Ezequías quien bloqueó la salida superior del manantial de Guijón. Desvió sus aguas hacia el lado occidental de la Ciudad de David por medio de un túnel. Ezequías tuvo éxito en todo lo que emprendió.</w:t>
       </w:r>
     </w:p>
     <w:p>
@@ -14381,7 +14381,7 @@
         <w:rPr>
           <w:lang w:val="es_ES" w:bidi="es_ES"/>
         </w:rPr>
-        <w:t xml:space="preserve"> Sin embargo, cuando los embajadores de Babilonia llegaron para averiguar acerca del prodigio que había ocurrido en el país, Dios lo dejó solo para probarlo y conocer todo lo que había en su corazón.</w:t>
+        <w:t xml:space="preserve"> Sin embargo, Dios lo dejó solo para probarlo y conocer todo lo que había en su corazón. Dios lo hizo cuando los embajadores de Babilonia llegaron para averiguar acerca del prodigio que había ocurrido en el país.</w:t>
       </w:r>
     </w:p>
     <w:p>
@@ -14402,7 +14402,7 @@
         <w:rPr>
           <w:lang w:val="es_ES" w:bidi="es_ES"/>
         </w:rPr>
-        <w:t xml:space="preserve"> El resto de la historia de Ezequías y sus buenas obras están escritas en la visión del profeta Isaías, hijo de Amoz, y en el libro de las crónicas de los reyes de Judá e Israel.</w:t>
+        <w:t xml:space="preserve"> El resto de la historia de Ezequías y sus buenas obras está escrito en la visión del profeta Isaías, hijo de Amoz, y en el libro de las crónicas de los reyes de Judá e Israel.</w:t>
       </w:r>
     </w:p>
     <w:p>
@@ -14523,7 +14523,7 @@
         <w:rPr>
           <w:lang w:val="es_ES" w:bidi="es_ES"/>
         </w:rPr>
-        <w:t xml:space="preserve"> Construyó altares a los astros del cielo en los 2 patios del templo del Señor. Los construyó en el lugar donde el Señor había dicho: «En Jerusalén pondré mi nombre para siempre».</w:t>
+        <w:t xml:space="preserve"> Construyó altares a los astros del cielo en los 2 patios del templo del Señor. Los construyó en el lugar donde el Señor había dicho:—En Jerusalén pondré mi nombre para siempre.</w:t>
       </w:r>
     </w:p>
     <w:p>
@@ -14565,7 +14565,7 @@
         <w:rPr>
           <w:lang w:val="es_ES" w:bidi="es_ES"/>
         </w:rPr>
-        <w:t xml:space="preserve"> Puso el ídolo que había hecho dentro del templo de Dios. Lo puso en el lugar donde Dios le había dicho a David y a su hijo Salomón: «En este templo y en Jerusalén pondré mi nombre para siempre. Jerusalén es la ciudad que elegí entre todas las ciudades de Israel.</w:t>
+        <w:t xml:space="preserve"> Puso el ídolo que había hecho dentro del templo de Dios. Lo puso en el lugar donde Dios le había dicho a David y a su hijo Salomón:—En este templo y en Jerusalén pondré mi nombre para siempre. Jerusalén es la ciudad que elegí entre todas las ciudades de Israel.</w:t>
       </w:r>
     </w:p>
     <w:p>
@@ -14586,7 +14586,7 @@
         <w:rPr>
           <w:lang w:val="es_ES" w:bidi="es_ES"/>
         </w:rPr>
-        <w:t xml:space="preserve"> Si los israelitas obedecen todo lo que les ordené por medio de mi siervo Moisés, nunca más los echaré de la tierra que les di a sus antepasados».</w:t>
+        <w:t xml:space="preserve"> Si los israelitas obedecen todo lo que les ordené por medio de mi siervo Moisés, nunca más los echaré de la tierra que les di a sus antepasados.</w:t>
       </w:r>
     </w:p>
     <w:p>
@@ -14712,7 +14712,7 @@
         <w:rPr>
           <w:lang w:val="es_ES" w:bidi="es_ES"/>
         </w:rPr>
-        <w:t xml:space="preserve"> Después de esto, Manasés reconstruyó la muralla exterior de la ciudad de David. La muralla se extendía desde el occidente de Guijón, en el arroyo de Cedrón, hasta la puerta del Pescado, y rodeaba la colina de Ofel. También colocó comandantes militares en todas las ciudades fortificadas de Judá.</w:t>
+        <w:t xml:space="preserve"> Después de esto, Manasés reconstruyó la muralla exterior de la Ciudad de David. La muralla se extendía desde el occidente de Guijón, en el arroyo de Cedrón, hasta la puerta del pescado, y rodeaba la colina de Ofel. También colocó comandantes militares en todas las ciudades fortificadas de Judá.</w:t>
       </w:r>
     </w:p>
     <w:p>
@@ -14796,7 +14796,7 @@
         <w:rPr>
           <w:lang w:val="es_ES" w:bidi="es_ES"/>
         </w:rPr>
-        <w:t xml:space="preserve"> El resto de la historia de Manasés, su oración a Dios y las palabras que los profetas le dijeron en nombre del Señor están escritos en el libro de las crónicas de los reyes de Israel.</w:t>
+        <w:t xml:space="preserve"> El resto de la historia de Manasés, su oración a Dios y las palabras que los profetas le dijeron en nombre del Señor está escrito en el libro de las crónicas de los reyes de Israel.</w:t>
       </w:r>
     </w:p>
     <w:p>
@@ -15022,7 +15022,7 @@
         <w:rPr>
           <w:lang w:val="es_ES" w:bidi="es_ES"/>
         </w:rPr>
-        <w:t xml:space="preserve"> Cuando tenía 16 años, en el año octavo de su reinado, comenzó a buscar al Dios de su antepasado David. Cuatro años más tarde comenzó a limpiar Judá y Jerusalén de los altares paganos, de las imágenes de la diosa Aserá y de todos los ídolos que había en el país.</w:t>
+        <w:t xml:space="preserve"> Cuando tenía 16 años, en el año octavo de su reinado, comenzó a buscar al Dios de su antepasado David. Pasados 4 años, comenzó a limpiar Judá y Jerusalén de los altares paganos, de las imágenes de la diosa Aserá y de todos los ídolos que había en el país.</w:t>
       </w:r>
     </w:p>
     <w:p>
@@ -15106,7 +15106,7 @@
         <w:rPr>
           <w:lang w:val="es_ES" w:bidi="es_ES"/>
         </w:rPr>
-        <w:t xml:space="preserve"> Derribó los altares, destrozó los postes de Aserá y las imágenes hasta reducirlos a polvo. Destruyó todos los altares de incienso en todo Israel. Después regresó a Jerusalén.</w:t>
+        <w:t xml:space="preserve"> Derribó los altares y destrozó los postes de Aserá y las imágenes hasta reducirlos a polvo. Destruyó todos los altares de incienso en todo Israel. Después regresó a Jerusalén.</w:t>
       </w:r>
     </w:p>
     <w:p>
@@ -15127,7 +15127,7 @@
         <w:rPr>
           <w:lang w:val="es_ES" w:bidi="es_ES"/>
         </w:rPr>
-        <w:t xml:space="preserve"> En el año 18 de su reinado, después de haber purificado la tierra y el templo, envió a Safán hijo de Azalías, a Maaseías, gobernador de la ciudad, y a Joa hijo de Joacaz, cronista, para que repararan el templo del Señor su Dios.</w:t>
+        <w:t xml:space="preserve"> Para el año 18 de su reinado, había purificado la tierra y el templo. Entonces envió a Safán, hijo de Azalías, a Maaseías, gobernador de la ciudad, y a Joa, hijo de Joacaz, cronista, para que repararan el templo del Señor su Dios.</w:t>
       </w:r>
     </w:p>
     <w:p>
@@ -15232,7 +15232,7 @@
         <w:rPr>
           <w:lang w:val="es_ES" w:bidi="es_ES"/>
         </w:rPr>
-        <w:t xml:space="preserve"> Cuando estaban sacando el dinero que había sido traído al templo del Señor, el sacerdote Jilquías encontró el libro de la Ley del Señor recibida por medio de Moisés.</w:t>
+        <w:t xml:space="preserve"> Cuando estaban sacando el dinero que había sido traído al templo del Señor, el sacerdote Jilquías encontró el libro de la ley del Señor recibida por medio de Moisés.</w:t>
       </w:r>
     </w:p>
     <w:p>
@@ -15253,7 +15253,7 @@
         <w:rPr>
           <w:lang w:val="es_ES" w:bidi="es_ES"/>
         </w:rPr>
-        <w:t xml:space="preserve"> Entonces Jilquías le dijo al secretario Safán:—¡He encontrado el libro de la Ley en el templo del Señor!Jilquías le entregó el libro a Safán. Este se lo llevó al rey cuando fue a informarle sobre el progreso de las reparaciones del templo. Le dijo:</w:t>
+        <w:t xml:space="preserve"> Entonces Jilquías le dijo al secretario Safán:—¡He encontrado el libro de la ley en el templo del Señor!Jilquías le entregó el libro a Safán. Este se lo llevó al rey cuando fue a informarle sobre el progreso de las reparaciones del templo. Le dijo:</w:t>
       </w:r>
     </w:p>
     <w:p>
@@ -15274,7 +15274,7 @@
         <w:rPr>
           <w:lang w:val="es_ES" w:bidi="es_ES"/>
         </w:rPr>
-        <w:t xml:space="preserve"> —Hemos abierto las cajas, contado el dinero y se lo hemos entregado a los supervisores y a los trabajadores.</w:t>
+        <w:t xml:space="preserve"> —Hemos abierto las cajas y contado el dinero. Se lo hemos entregado a los supervisores y a los trabajadores.</w:t>
       </w:r>
     </w:p>
     <w:p>
@@ -15316,7 +15316,7 @@
         <w:rPr>
           <w:lang w:val="es_ES" w:bidi="es_ES"/>
         </w:rPr>
-        <w:t xml:space="preserve"> Cuando el rey escuchó lo que decía la Ley, rasgó su ropa.</w:t>
+        <w:t xml:space="preserve"> Cuando el rey escuchó lo que decía la ley, rasgó su ropa.</w:t>
       </w:r>
     </w:p>
     <w:p>
@@ -15442,7 +15442,7 @@
         <w:rPr>
           <w:lang w:val="es_ES" w:bidi="es_ES"/>
         </w:rPr>
-        <w:t xml:space="preserve"> Me han abandonado y han quemado incienso a otros dioses. Han provocado mi ira con todas las obras de sus manos. Por eso mi enojo arde contra este lugar y no se apagará.</w:t>
+        <w:t xml:space="preserve"> Me han abandonado y han quemado incienso a otros dioses. Han provocado mi ira con todas las obras de sus manos. Por eso mi enojo arde contra este lugar y no se apagará".</w:t>
       </w:r>
     </w:p>
     <w:p>
@@ -15526,7 +15526,7 @@
         <w:rPr>
           <w:lang w:val="es_ES" w:bidi="es_ES"/>
         </w:rPr>
-        <w:t xml:space="preserve"> y a los sacerdotes, a los levitas y a todo el pueblo, desde el más pequeño hasta el más grande, para que lo acompañaran al templo del Señor. Allí el rey les leyó todas las palabras del libro del pacto que había sido encontrado en el templo del Señor.</w:t>
+        <w:t xml:space="preserve"> y a los sacerdotes, a los levitas y a todo el pueblo, desde el más pequeño hasta el más grande. Les pidió que lo acompañaran al templo del Señor. Allí el rey les leyó todas las palabras del libro del pacto que había sido encontrado en el templo del Señor.</w:t>
       </w:r>
     </w:p>
     <w:p>
@@ -16025,7 +16025,7 @@
         <w:rPr>
           <w:lang w:val="es_ES" w:bidi="es_ES"/>
         </w:rPr>
-        <w:t xml:space="preserve"> El rey Necao le envió mensajeros con este mensaje:—No quiero pelear contra ti, rey de Judá. He salido a hacer guerra contra el rey de Asiria. No te metas conmigo, porque Dios me ha dicho que me apresure. No te enfrentes a Dios o él te destruirá, porque él está de mi lado.</w:t>
+        <w:t xml:space="preserve"> El rey Necao le envió mensajeros con este mensaje: «No quiero pelear contra ti, rey de Judá. He salido a hacer guerra contra el rey de Asiria. No te metas conmigo, porque Dios me ha dicho que me apresure. No te enfrentes a Dios o él te destruirá, porque él está de mi lado».</w:t>
       </w:r>
     </w:p>
     <w:p>
@@ -16088,7 +16088,7 @@
         <w:rPr>
           <w:lang w:val="es_ES" w:bidi="es_ES"/>
         </w:rPr>
-        <w:t xml:space="preserve"> Sus oficiales lo sacaron de su carro de combate y lo pusieron en otro carro. Lo llevaron a Jerusalén, donde murió. Lo sepultaron en las tumbas de sus antepasados. Toda la gente de Judá y de Jerusalén lo lloró. El profeta Jeremías compuso cantos fúnebres por Josías. Hasta el día de hoy, todos los cantores y cantoras recuerdan a Josías en sus lamentos. Esto se convirtió en una tradición en Israel. Estos cantos están escritos en el libro de los Lamentos.</w:t>
+        <w:t xml:space="preserve"> Sus oficiales lo sacaron de su carro de combate y lo pusieron en otro carro. Lo llevaron a Jerusalén, donde murió. Lo sepultaron en las tumbas de sus antepasados. Toda la gente de Judá y de Jerusalén lo lloró. El profeta Jeremías compuso cantos fúnebres por Josías. Hasta el día de hoy, todos los cantores y cantoras recuerdan a Josías en sus lamentos. Esto se convirtió en una tradición en Israel. Estos cantos están escritos en el libro de los lamentos.</w:t>
       </w:r>
     </w:p>
     <w:p>
@@ -16629,7 +16629,7 @@
         <w:rPr>
           <w:lang w:val="es_ES" w:bidi="es_ES"/>
         </w:rPr>
-        <w:t xml:space="preserve"> «Yo, Ciro, rey de Persia, declaro lo siguiente: El Señor, Dios del cielo, me ha dado todos los reinos de la tierra. Él me ha ordenado construirle un templo en Jerusalén, en la tierra de Judá. Cualquiera de ustedes que pertenezca a su pueblo puede ir allá. Que el Señor su Dios esté con él».</w:t>
+        <w:t xml:space="preserve"> «Yo, Ciro, rey de Persia, declaro lo siguiente. El Señor, Dios del cielo, me ha dado todos los reinos de la tierra. Él me ha ordenado construirle un templo en Jerusalén, en la tierra de Judá. Cualquiera de ustedes que pertenezca a su pueblo puede ir allá. Que el Señor su Dios esté con él».</w:t>
       </w:r>
     </w:p>
     <w:sectPr>
